--- a/台灣貝類圖鑑.docx
+++ b/台灣貝類圖鑑.docx
@@ -7,6 +7,23 @@
         <w:jc w:val="center"/>
         <w:rPr>
           <w:rFonts w:ascii="cwTeX 明體" w:eastAsia="cwTeX 明體" w:hAnsi="cwTeX 明體"/>
+          <w:sz w:val="40"/>
+          <w:szCs w:val="40"/>
+        </w:rPr>
+      </w:pPr>
+      <w:r>
+        <w:rPr>
+          <w:rFonts w:ascii="cwTeX 明體" w:eastAsia="cwTeX 明體" w:hAnsi="cwTeX 明體" w:hint="eastAsia"/>
+          <w:sz w:val="40"/>
+          <w:szCs w:val="40"/>
+        </w:rPr>
+        <w:t>台灣貝類圖鑑《長榮中學館藏貝類》</w:t>
+      </w:r>
+    </w:p>
+    <w:p>
+      <w:pPr>
+        <w:rPr>
+          <w:rFonts w:ascii="cwTeX 明體" w:eastAsia="cwTeX 明體" w:hAnsi="cwTeX 明體"/>
           <w:sz w:val="28"/>
           <w:szCs w:val="28"/>
         </w:rPr>
@@ -17,75 +34,614 @@
           <w:sz w:val="28"/>
           <w:szCs w:val="28"/>
         </w:rPr>
-        <w:t>台灣貝類圖鑑《長榮中學館藏貝類》</w:t>
-      </w:r>
-    </w:p>
-    <w:p>
-      <w:pPr>
-        <w:rPr>
-          <w:rFonts w:ascii="cwTeX 明體" w:eastAsia="cwTeX 明體" w:hAnsi="cwTeX 明體"/>
+        <w:t>前言</w:t>
+      </w:r>
+    </w:p>
+    <w:p>
+      <w:pPr>
+        <w:rPr>
+          <w:rFonts w:ascii="cwTeX 明體" w:eastAsia="cwTeX 明體" w:hAnsi="cwTeX 明體"/>
+        </w:rPr>
+      </w:pPr>
+      <w:r>
+        <w:rPr>
+          <w:rFonts w:ascii="cwTeX 明體" w:eastAsia="cwTeX 明體" w:hAnsi="cwTeX 明體" w:hint="eastAsia"/>
           <w:sz w:val="28"/>
           <w:szCs w:val="28"/>
         </w:rPr>
-      </w:pPr>
-      <w:r>
-        <w:rPr>
-          <w:rFonts w:ascii="cwTeX 明體" w:eastAsia="cwTeX 明體" w:hAnsi="cwTeX 明體" w:hint="eastAsia"/>
+        <w:t>    </w:t>
+      </w:r>
+      <w:r>
+        <w:rPr>
+          <w:rFonts w:ascii="cwTeX 明體" w:eastAsia="cwTeX 明體" w:hAnsi="cwTeX 明體" w:hint="eastAsia"/>
+        </w:rPr>
+        <w:t>貝類是自然博物中僅次於昆蟲的一大群。根據日本貝類研究之權威，</w:t>
+      </w:r>
+      <w:proofErr w:type="gramStart"/>
+      <w:r>
+        <w:rPr>
+          <w:rFonts w:ascii="cwTeX 明體" w:eastAsia="cwTeX 明體" w:hAnsi="cwTeX 明體" w:hint="eastAsia"/>
+        </w:rPr>
+        <w:t>波部忠重</w:t>
+      </w:r>
+      <w:proofErr w:type="gramEnd"/>
+      <w:r>
+        <w:rPr>
+          <w:rFonts w:ascii="cwTeX 明體" w:eastAsia="cwTeX 明體" w:hAnsi="cwTeX 明體" w:hint="eastAsia"/>
+        </w:rPr>
+        <w:t>1973年的統計，全世界的貝類有107310種之多，其中約三萬種生活在陸地上，稱為「陸貝」，包括蝸牛與</w:t>
+      </w:r>
+      <w:proofErr w:type="gramStart"/>
+      <w:r>
+        <w:rPr>
+          <w:rFonts w:ascii="cwTeX 明體" w:eastAsia="cwTeX 明體" w:hAnsi="cwTeX 明體" w:hint="eastAsia"/>
+        </w:rPr>
+        <w:t>蛞蝓</w:t>
+      </w:r>
+      <w:proofErr w:type="gramEnd"/>
+      <w:r>
+        <w:rPr>
+          <w:rFonts w:ascii="cwTeX 明體" w:eastAsia="cwTeX 明體" w:hAnsi="cwTeX 明體" w:hint="eastAsia"/>
+        </w:rPr>
+        <w:t>。另外五千種生活在河川、湖泊或水田裡，稱為「淡水貝」其餘都生活在海洋裡、海岸邊或</w:t>
+      </w:r>
+      <w:r>
+        <w:rPr>
+          <w:rFonts w:ascii="微軟正黑體" w:eastAsia="微軟正黑體" w:hAnsi="微軟正黑體" w:cs="微軟正黑體" w:hint="eastAsia"/>
+        </w:rPr>
+        <w:t>内</w:t>
+      </w:r>
+      <w:r>
+        <w:rPr>
+          <w:rFonts w:ascii="cwTeX 明體" w:eastAsia="cwTeX 明體" w:hAnsi="cwTeX 明體" w:cs="cwTeX 明體" w:hint="eastAsia"/>
+        </w:rPr>
+        <w:t>灣，稱為「海貝」。</w:t>
+      </w:r>
+    </w:p>
+    <w:p>
+      <w:pPr>
+        <w:rPr>
+          <w:rFonts w:ascii="cwTeX 明體" w:eastAsia="cwTeX 明體" w:hAnsi="cwTeX 明體"/>
+        </w:rPr>
+      </w:pPr>
+      <w:r>
+        <w:rPr>
+          <w:rFonts w:ascii="cwTeX 明體" w:eastAsia="cwTeX 明體" w:hAnsi="cwTeX 明體" w:hint="eastAsia"/>
+        </w:rPr>
+        <w:t>    日本在貝類研究方面在世界上算是先進之國家，早我們四、五十年。日本自西元1954年吉良哲明哲明從大阪保育社，發行「原色日本貝類圖鑑全集。」共67圖版約1270種。從此以後從日本人的手裡陸續發行了不知道多少本貝類圖鑑。</w:t>
+      </w:r>
+    </w:p>
+    <w:p>
+      <w:pPr>
+        <w:rPr>
+          <w:rFonts w:ascii="cwTeX 明體" w:eastAsia="cwTeX 明體" w:hAnsi="cwTeX 明體"/>
+        </w:rPr>
+      </w:pPr>
+      <w:r>
+        <w:rPr>
+          <w:rFonts w:ascii="cwTeX 明體" w:eastAsia="cwTeX 明體" w:hAnsi="cwTeX 明體" w:hint="eastAsia"/>
+        </w:rPr>
+        <w:t>    反觀我們，到目前由國人發行的貝類圖鑑有</w:t>
+      </w:r>
+      <w:proofErr w:type="gramStart"/>
+      <w:r>
+        <w:rPr>
+          <w:rFonts w:ascii="cwTeX 明體" w:eastAsia="cwTeX 明體" w:hAnsi="cwTeX 明體" w:hint="eastAsia"/>
+        </w:rPr>
+        <w:t>多少本呢</w:t>
+      </w:r>
+      <w:proofErr w:type="gramEnd"/>
+      <w:r>
+        <w:rPr>
+          <w:rFonts w:ascii="cwTeX 明體" w:eastAsia="cwTeX 明體" w:hAnsi="cwTeX 明體" w:hint="eastAsia"/>
+        </w:rPr>
+        <w:t>？劇本者所知，沒有幾本，且版本很小，種類不是太少無法應付讀者需求就是彩色印刷技術未能達到水準，故鑑定尚未能發生效用甚至易於誤導之嫌。</w:t>
+      </w:r>
+    </w:p>
+    <w:p>
+      <w:pPr>
+        <w:rPr>
+          <w:rFonts w:ascii="cwTeX 明體" w:eastAsia="cwTeX 明體" w:hAnsi="cwTeX 明體"/>
+        </w:rPr>
+      </w:pPr>
+      <w:r>
+        <w:rPr>
+          <w:rFonts w:ascii="cwTeX 明體" w:eastAsia="cwTeX 明體" w:hAnsi="cwTeX 明體" w:hint="eastAsia"/>
+        </w:rPr>
+        <w:t>    筆者以為這種現象不能怪誰，只怪自己的境遇太差…</w:t>
+      </w:r>
+      <w:proofErr w:type="gramStart"/>
+      <w:r>
+        <w:rPr>
+          <w:rFonts w:ascii="cwTeX 明體" w:eastAsia="cwTeX 明體" w:hAnsi="cwTeX 明體" w:hint="eastAsia"/>
+        </w:rPr>
+        <w:t>………</w:t>
+      </w:r>
+      <w:proofErr w:type="gramEnd"/>
+      <w:r>
+        <w:rPr>
+          <w:rFonts w:ascii="cwTeX 明體" w:eastAsia="cwTeX 明體" w:hAnsi="cwTeX 明體" w:hint="eastAsia"/>
+        </w:rPr>
+        <w:t>清光緒二十年(甲午年，西元1984年)台灣割讓給日本至今(西元1998年)102年間，台灣歷經兩三</w:t>
+      </w:r>
+      <w:proofErr w:type="gramStart"/>
+      <w:r>
+        <w:rPr>
+          <w:rFonts w:ascii="cwTeX 明體" w:eastAsia="cwTeX 明體" w:hAnsi="cwTeX 明體" w:hint="eastAsia"/>
+        </w:rPr>
+        <w:t>個</w:t>
+      </w:r>
+      <w:proofErr w:type="gramEnd"/>
+      <w:r>
+        <w:rPr>
+          <w:rFonts w:ascii="cwTeX 明體" w:eastAsia="cwTeX 明體" w:hAnsi="cwTeX 明體" w:hint="eastAsia"/>
+        </w:rPr>
+        <w:t xml:space="preserve">不同政權的統治，研究工作不能一貫，這是主因。例如：中文種名「普通文蛤」學名只有一個Meretrix </w:t>
+      </w:r>
+      <w:proofErr w:type="spellStart"/>
+      <w:r>
+        <w:rPr>
+          <w:rFonts w:ascii="cwTeX 明體" w:eastAsia="cwTeX 明體" w:hAnsi="cwTeX 明體" w:hint="eastAsia"/>
+        </w:rPr>
+        <w:t>Iusoria</w:t>
+      </w:r>
+      <w:proofErr w:type="spellEnd"/>
+      <w:r>
+        <w:rPr>
+          <w:rFonts w:ascii="cwTeX 明體" w:eastAsia="cwTeX 明體" w:hAnsi="cwTeX 明體" w:hint="eastAsia"/>
+        </w:rPr>
+        <w:t xml:space="preserve"> (RODING)，但是日本人教我們要「哈</w:t>
+      </w:r>
+      <w:proofErr w:type="gramStart"/>
+      <w:r>
+        <w:rPr>
+          <w:rFonts w:ascii="cwTeX 明體" w:eastAsia="cwTeX 明體" w:hAnsi="cwTeX 明體" w:hint="eastAsia"/>
+        </w:rPr>
+        <w:t>蟆</w:t>
+      </w:r>
+      <w:proofErr w:type="gramEnd"/>
+      <w:r>
+        <w:rPr>
+          <w:rFonts w:ascii="cwTeX 明體" w:eastAsia="cwTeX 明體" w:hAnsi="cwTeX 明體" w:hint="eastAsia"/>
+        </w:rPr>
+        <w:t>克里」，</w:t>
+      </w:r>
+      <w:proofErr w:type="gramStart"/>
+      <w:r>
+        <w:rPr>
+          <w:rFonts w:ascii="cwTeX 明體" w:eastAsia="cwTeX 明體" w:hAnsi="cwTeX 明體" w:hint="eastAsia"/>
+        </w:rPr>
+        <w:t>北京話稱</w:t>
+      </w:r>
+      <w:proofErr w:type="gramEnd"/>
+      <w:r>
+        <w:rPr>
+          <w:rFonts w:ascii="cwTeX 明體" w:eastAsia="cwTeX 明體" w:hAnsi="cwTeX 明體" w:hint="eastAsia"/>
+        </w:rPr>
+        <w:t>「文蛤」，閩南語稱「</w:t>
+      </w:r>
+      <w:proofErr w:type="gramStart"/>
+      <w:r>
+        <w:rPr>
+          <w:rFonts w:ascii="cwTeX 明體" w:eastAsia="cwTeX 明體" w:hAnsi="cwTeX 明體" w:hint="eastAsia"/>
+        </w:rPr>
+        <w:t>蛤</w:t>
+      </w:r>
+      <w:proofErr w:type="gramEnd"/>
+      <w:r>
+        <w:rPr>
+          <w:rFonts w:ascii="cwTeX 明體" w:eastAsia="cwTeX 明體" w:hAnsi="cwTeX 明體" w:hint="eastAsia"/>
+        </w:rPr>
+        <w:t>仔」。真糟糕！到底要聽誰的？這樣不影響研究工作才怪！貝類的名稱不能統一使用是我們的致命傷</w:t>
+      </w:r>
+    </w:p>
+    <w:p>
+      <w:pPr>
+        <w:rPr>
+          <w:rFonts w:ascii="cwTeX 明體" w:eastAsia="cwTeX 明體" w:hAnsi="cwTeX 明體"/>
+        </w:rPr>
+      </w:pPr>
+      <w:r>
+        <w:rPr>
+          <w:rFonts w:ascii="cwTeX 明體" w:eastAsia="cwTeX 明體" w:hAnsi="cwTeX 明體" w:hint="eastAsia"/>
+        </w:rPr>
+        <w:t>    筆者對日本貝類研究工作上，最予以肯定的是：日本人對每一種貝類都有命日本種名，沒有種名的幾乎很少，而種名一旦確定了，和學名一樣不能任意更改，全國統一不能</w:t>
+      </w:r>
+      <w:proofErr w:type="gramStart"/>
+      <w:r>
+        <w:rPr>
+          <w:rFonts w:ascii="cwTeX 明體" w:eastAsia="cwTeX 明體" w:hAnsi="cwTeX 明體" w:hint="eastAsia"/>
+        </w:rPr>
+        <w:t>另起種名</w:t>
+      </w:r>
+      <w:proofErr w:type="gramEnd"/>
+      <w:r>
+        <w:rPr>
+          <w:rFonts w:ascii="cwTeX 明體" w:eastAsia="cwTeX 明體" w:hAnsi="cwTeX 明體" w:hint="eastAsia"/>
+        </w:rPr>
+        <w:t>。如果發現規定以外之種名，他們在備註欄加上「異名」兩個字，非常嚴格。反觀台灣貝類的種名，筆者手由中文版資料，附有學名而中文種名的仍不少。更糟糕的是即使是中文名，同一種貝類有</w:t>
+      </w:r>
+      <w:r>
+        <w:rPr>
+          <w:rFonts w:ascii="微軟正黑體" w:eastAsia="微軟正黑體" w:hAnsi="微軟正黑體" w:cs="微軟正黑體" w:hint="eastAsia"/>
+        </w:rPr>
+        <w:t>㪋</w:t>
+      </w:r>
+      <w:r>
+        <w:rPr>
+          <w:rFonts w:ascii="cwTeX 明體" w:eastAsia="cwTeX 明體" w:hAnsi="cwTeX 明體" w:cs="cwTeX 明體" w:hint="eastAsia"/>
+        </w:rPr>
+        <w:t>幾樣中文種名很熱鬧，例如：學名</w:t>
+      </w:r>
+      <w:proofErr w:type="spellStart"/>
+      <w:r>
+        <w:rPr>
+          <w:rFonts w:ascii="cwTeX 明體" w:eastAsia="cwTeX 明體" w:hAnsi="cwTeX 明體" w:hint="eastAsia"/>
+        </w:rPr>
+        <w:t>Gafrarium</w:t>
+      </w:r>
+      <w:proofErr w:type="spellEnd"/>
+      <w:r>
+        <w:rPr>
+          <w:rFonts w:ascii="cwTeX 明體" w:eastAsia="cwTeX 明體" w:hAnsi="cwTeX 明體" w:hint="eastAsia"/>
+        </w:rPr>
+        <w:t xml:space="preserve"> </w:t>
+      </w:r>
+      <w:proofErr w:type="spellStart"/>
+      <w:r>
+        <w:rPr>
+          <w:rFonts w:ascii="cwTeX 明體" w:eastAsia="cwTeX 明體" w:hAnsi="cwTeX 明體" w:hint="eastAsia"/>
+        </w:rPr>
+        <w:t>tumidum</w:t>
+      </w:r>
+      <w:proofErr w:type="spellEnd"/>
+      <w:r>
+        <w:rPr>
+          <w:rFonts w:ascii="cwTeX 明體" w:eastAsia="cwTeX 明體" w:hAnsi="cwTeX 明體" w:hint="eastAsia"/>
+        </w:rPr>
+        <w:t xml:space="preserve"> (RODING)。中文種名有「</w:t>
+      </w:r>
+      <w:proofErr w:type="gramStart"/>
+      <w:r>
+        <w:rPr>
+          <w:rFonts w:ascii="cwTeX 明體" w:eastAsia="cwTeX 明體" w:hAnsi="cwTeX 明體" w:hint="eastAsia"/>
+        </w:rPr>
+        <w:t>厚殼縱廉蛤</w:t>
+      </w:r>
+      <w:proofErr w:type="gramEnd"/>
+      <w:r>
+        <w:rPr>
+          <w:rFonts w:ascii="cwTeX 明體" w:eastAsia="cwTeX 明體" w:hAnsi="cwTeX 明體" w:hint="eastAsia"/>
+        </w:rPr>
+        <w:t>」、「</w:t>
+      </w:r>
+      <w:proofErr w:type="gramStart"/>
+      <w:r>
+        <w:rPr>
+          <w:rFonts w:ascii="cwTeX 明體" w:eastAsia="cwTeX 明體" w:hAnsi="cwTeX 明體" w:hint="eastAsia"/>
+        </w:rPr>
+        <w:t>厚殼仔</w:t>
+      </w:r>
+      <w:proofErr w:type="gramEnd"/>
+      <w:r>
+        <w:rPr>
+          <w:rFonts w:ascii="cwTeX 明體" w:eastAsia="cwTeX 明體" w:hAnsi="cwTeX 明體" w:hint="eastAsia"/>
+        </w:rPr>
+        <w:t>」、「反轉縱廉</w:t>
+      </w:r>
+      <w:proofErr w:type="gramStart"/>
+      <w:r>
+        <w:rPr>
+          <w:rFonts w:ascii="cwTeX 明體" w:eastAsia="cwTeX 明體" w:hAnsi="cwTeX 明體" w:hint="eastAsia"/>
+        </w:rPr>
+        <w:t>蛤</w:t>
+      </w:r>
+      <w:proofErr w:type="gramEnd"/>
+      <w:r>
+        <w:rPr>
+          <w:rFonts w:ascii="cwTeX 明體" w:eastAsia="cwTeX 明體" w:hAnsi="cwTeX 明體" w:hint="eastAsia"/>
+        </w:rPr>
+        <w:t>」及「厚殼</w:t>
+      </w:r>
+      <w:proofErr w:type="gramStart"/>
+      <w:r>
+        <w:rPr>
+          <w:rFonts w:ascii="cwTeX 明體" w:eastAsia="cwTeX 明體" w:hAnsi="cwTeX 明體" w:hint="eastAsia"/>
+        </w:rPr>
+        <w:t>蛤</w:t>
+      </w:r>
+      <w:proofErr w:type="gramEnd"/>
+      <w:r>
+        <w:rPr>
+          <w:rFonts w:ascii="cwTeX 明體" w:eastAsia="cwTeX 明體" w:hAnsi="cwTeX 明體" w:hint="eastAsia"/>
+        </w:rPr>
+        <w:t>」四種之多。</w:t>
+      </w:r>
+    </w:p>
+    <w:p>
+      <w:pPr>
+        <w:rPr>
+          <w:rFonts w:ascii="cwTeX 明體" w:eastAsia="cwTeX 明體" w:hAnsi="cwTeX 明體"/>
+        </w:rPr>
+      </w:pPr>
+      <w:r>
+        <w:rPr>
+          <w:rFonts w:ascii="cwTeX 明體" w:eastAsia="cwTeX 明體" w:hAnsi="cwTeX 明體" w:hint="eastAsia"/>
+        </w:rPr>
+        <w:t>    如：民國三十年（昭和十六年）二月發行的台北帝國大學理農學部紀要第二十二卷，第四號，地質學第17號</w:t>
+      </w:r>
+      <w:proofErr w:type="gramStart"/>
+      <w:r>
+        <w:rPr>
+          <w:rFonts w:ascii="cwTeX 明體" w:eastAsia="cwTeX 明體" w:hAnsi="cwTeX 明體" w:hint="eastAsia"/>
+        </w:rPr>
+        <w:t>——</w:t>
+      </w:r>
+      <w:proofErr w:type="gramEnd"/>
+      <w:r>
+        <w:rPr>
+          <w:rFonts w:ascii="cwTeX 明體" w:eastAsia="cwTeX 明體" w:hAnsi="cwTeX 明體" w:hint="eastAsia"/>
+        </w:rPr>
+        <w:t>發表了「台灣產貝類」總共1512種，筆者經過</w:t>
+      </w:r>
+      <w:proofErr w:type="gramStart"/>
+      <w:r>
+        <w:rPr>
+          <w:rFonts w:ascii="cwTeX 明體" w:eastAsia="cwTeX 明體" w:hAnsi="cwTeX 明體" w:hint="eastAsia"/>
+        </w:rPr>
+        <w:t>經過一</w:t>
+      </w:r>
+      <w:proofErr w:type="gramEnd"/>
+      <w:r>
+        <w:rPr>
+          <w:rFonts w:ascii="cwTeX 明體" w:eastAsia="cwTeX 明體" w:hAnsi="cwTeX 明體" w:hint="eastAsia"/>
+        </w:rPr>
+        <w:t>販詳細調查之後列表於</w:t>
+      </w:r>
+      <w:proofErr w:type="gramStart"/>
+      <w:r>
+        <w:rPr>
+          <w:rFonts w:ascii="cwTeX 明體" w:eastAsia="cwTeX 明體" w:hAnsi="cwTeX 明體" w:hint="eastAsia"/>
+        </w:rPr>
+        <w:t>后</w:t>
+      </w:r>
+      <w:proofErr w:type="gramEnd"/>
+      <w:r>
+        <w:rPr>
+          <w:rFonts w:ascii="cwTeX 明體" w:eastAsia="cwTeX 明體" w:hAnsi="cwTeX 明體" w:hint="eastAsia"/>
+        </w:rPr>
+        <w:t>，敬請諸位先進及愛好貝類同志以爲參考。（表格）。</w:t>
+      </w:r>
+    </w:p>
+    <w:p>
+      <w:pPr>
+        <w:rPr>
+          <w:rFonts w:ascii="cwTeX 明體" w:eastAsia="cwTeX 明體" w:hAnsi="cwTeX 明體"/>
+        </w:rPr>
+      </w:pPr>
+      <w:r>
+        <w:rPr>
+          <w:rFonts w:ascii="cwTeX 明體" w:eastAsia="cwTeX 明體" w:hAnsi="cwTeX 明體" w:hint="eastAsia"/>
+        </w:rPr>
+        <w:t>    由此可知，我們現階段的貝類研究工作還比不上日據時代，日本人研究台灣財貝類那麼有績效．</w:t>
+      </w:r>
+    </w:p>
+    <w:p>
+      <w:pPr>
+        <w:rPr>
+          <w:rFonts w:ascii="cwTeX 明體" w:eastAsia="cwTeX 明體" w:hAnsi="cwTeX 明體"/>
+        </w:rPr>
+      </w:pPr>
+      <w:r>
+        <w:rPr>
+          <w:rFonts w:ascii="cwTeX 明體" w:eastAsia="cwTeX 明體" w:hAnsi="cwTeX 明體" w:hint="eastAsia"/>
+        </w:rPr>
+        <w:t>    所幸西元1970年，一群愛好者經過一番精密的籌劃與台灣省立博物館積極的贊助下，終於該館成立了，「中華民國貝類學會」，其成員包括大學教授、業餘貝類收</w:t>
+      </w:r>
+      <w:proofErr w:type="gramStart"/>
+      <w:r>
+        <w:rPr>
+          <w:rFonts w:ascii="cwTeX 明體" w:eastAsia="cwTeX 明體" w:hAnsi="cwTeX 明體" w:hint="eastAsia"/>
+        </w:rPr>
+        <w:t>裳</w:t>
+      </w:r>
+      <w:proofErr w:type="gramEnd"/>
+      <w:r>
+        <w:rPr>
+          <w:rFonts w:ascii="cwTeX 明體" w:eastAsia="cwTeX 明體" w:hAnsi="cwTeX 明體" w:hint="eastAsia"/>
+        </w:rPr>
+        <w:t>家、貝殼商人、學生以及一般民眾等，並順利選出理監事。該會有鑒於國內貝類名稱亟待統一，特成立「</w:t>
+      </w:r>
+      <w:proofErr w:type="gramStart"/>
+      <w:r>
+        <w:rPr>
+          <w:rFonts w:ascii="cwTeX 明體" w:eastAsia="cwTeX 明體" w:hAnsi="cwTeX 明體" w:hint="eastAsia"/>
+        </w:rPr>
+        <w:t>海貝種訂名</w:t>
+      </w:r>
+      <w:proofErr w:type="gramEnd"/>
+      <w:r>
+        <w:rPr>
+          <w:rFonts w:ascii="cwTeX 明體" w:eastAsia="cwTeX 明體" w:hAnsi="cwTeX 明體" w:hint="eastAsia"/>
+        </w:rPr>
+        <w:t>小組」原先由五人增至七人，並在「貝類學會</w:t>
+      </w:r>
+      <w:proofErr w:type="gramStart"/>
+      <w:r>
+        <w:rPr>
+          <w:rFonts w:ascii="cwTeX 明體" w:eastAsia="cwTeX 明體" w:hAnsi="cwTeX 明體" w:hint="eastAsia"/>
+        </w:rPr>
+        <w:t>會誌</w:t>
+      </w:r>
+      <w:proofErr w:type="gramEnd"/>
+      <w:r>
+        <w:rPr>
+          <w:rFonts w:ascii="cwTeX 明體" w:eastAsia="cwTeX 明體" w:hAnsi="cwTeX 明體" w:hint="eastAsia"/>
+        </w:rPr>
+        <w:t>」及「貝友」刊物中陸續發表中文種名，以便統一使用。因此目前已有極大改善，</w:t>
+      </w:r>
+      <w:proofErr w:type="gramStart"/>
+      <w:r>
+        <w:rPr>
+          <w:rFonts w:ascii="cwTeX 明體" w:eastAsia="cwTeX 明體" w:hAnsi="cwTeX 明體" w:hint="eastAsia"/>
+        </w:rPr>
+        <w:t>但外產</w:t>
+      </w:r>
+      <w:r>
+        <w:rPr>
+          <w:rFonts w:ascii="cwTeX 明體" w:eastAsia="cwTeX 明體" w:hAnsi="cwTeX 明體" w:hint="eastAsia"/>
+        </w:rPr>
+        <w:lastRenderedPageBreak/>
+        <w:t>的</w:t>
+      </w:r>
+      <w:proofErr w:type="gramEnd"/>
+      <w:r>
+        <w:rPr>
+          <w:rFonts w:ascii="cwTeX 明體" w:eastAsia="cwTeX 明體" w:hAnsi="cwTeX 明體" w:hint="eastAsia"/>
+        </w:rPr>
+        <w:t>不用說，仍有很多台灣土生土長的貝類無中文種名．</w:t>
+      </w:r>
+    </w:p>
+    <w:p>
+      <w:pPr>
+        <w:rPr>
+          <w:rFonts w:ascii="cwTeX 明體" w:eastAsia="cwTeX 明體" w:hAnsi="cwTeX 明體"/>
+        </w:rPr>
+      </w:pPr>
+      <w:r>
+        <w:rPr>
+          <w:rFonts w:ascii="cwTeX 明體" w:eastAsia="cwTeX 明體" w:hAnsi="cwTeX 明體" w:hint="eastAsia"/>
+        </w:rPr>
+        <w:t>    筆者這幾年來，為充實研究資料內容，竭力蒐集附有中文種名文獻資料，但仍嫌不夠，尚待加緊工作之必要。</w:t>
+      </w:r>
+    </w:p>
+    <w:p>
+      <w:pPr>
+        <w:rPr>
+          <w:rFonts w:ascii="cwTeX 明體" w:eastAsia="cwTeX 明體" w:hAnsi="cwTeX 明體"/>
+        </w:rPr>
+      </w:pPr>
+      <w:r>
+        <w:rPr>
+          <w:rFonts w:ascii="cwTeX 明體" w:eastAsia="cwTeX 明體" w:hAnsi="cwTeX 明體" w:hint="eastAsia"/>
+        </w:rPr>
+        <w:t>    其次，直得一提的是：台灣是個海島，擁有一千三百多公里長的海岸線，其中北岸充滿奇怪岩怪石，東岸多斷崖絕壁，西岸是沙洲、泥灣，南端恆春半島是珊瑚確海岸。還有許多離島，如：蘭嶼、綠島及小</w:t>
+      </w:r>
+      <w:proofErr w:type="gramStart"/>
+      <w:r>
+        <w:rPr>
+          <w:rFonts w:ascii="cwTeX 明體" w:eastAsia="cwTeX 明體" w:hAnsi="cwTeX 明體" w:hint="eastAsia"/>
+        </w:rPr>
+        <w:t>琉球嶼</w:t>
+      </w:r>
+      <w:proofErr w:type="gramEnd"/>
+      <w:r>
+        <w:rPr>
+          <w:rFonts w:ascii="cwTeX 明體" w:eastAsia="cwTeX 明體" w:hAnsi="cwTeX 明體" w:hint="eastAsia"/>
+        </w:rPr>
+        <w:t>等。再者台灣的北方海域有寒冷的親潮自日本南下；而南方海域有溫暖的黑潮，自菲律賓北上；東邊臨1000公尺至5000公尺浩瀚而深邃的</w:t>
+      </w:r>
+      <w:proofErr w:type="gramStart"/>
+      <w:r>
+        <w:rPr>
+          <w:rFonts w:ascii="cwTeX 明體" w:eastAsia="cwTeX 明體" w:hAnsi="cwTeX 明體" w:hint="eastAsia"/>
+        </w:rPr>
+        <w:t>的</w:t>
+      </w:r>
+      <w:proofErr w:type="gramEnd"/>
+      <w:r>
+        <w:rPr>
+          <w:rFonts w:ascii="cwTeX 明體" w:eastAsia="cwTeX 明體" w:hAnsi="cwTeX 明體" w:hint="eastAsia"/>
+        </w:rPr>
+        <w:t>太平洋；西面則水深不到200公尺的台灣海峽。在如此複雜的生態環境下，台灣擁有非常豐富的貝類群是應該可以理解的。</w:t>
+      </w:r>
+    </w:p>
+    <w:p>
+      <w:pPr>
+        <w:rPr>
+          <w:rFonts w:ascii="cwTeX 明體" w:eastAsia="cwTeX 明體" w:hAnsi="cwTeX 明體"/>
+        </w:rPr>
+      </w:pPr>
+      <w:r>
+        <w:rPr>
+          <w:rFonts w:ascii="cwTeX 明體" w:eastAsia="cwTeX 明體" w:hAnsi="cwTeX 明體" w:hint="eastAsia"/>
+        </w:rPr>
+        <w:t>    台灣所產的貝類，大約有二千三百種。包括：一千五百種海螺，六百</w:t>
+      </w:r>
+      <w:proofErr w:type="gramStart"/>
+      <w:r>
+        <w:rPr>
+          <w:rFonts w:ascii="cwTeX 明體" w:eastAsia="cwTeX 明體" w:hAnsi="cwTeX 明體" w:hint="eastAsia"/>
+        </w:rPr>
+        <w:t>種雙貝和</w:t>
+      </w:r>
+      <w:proofErr w:type="gramEnd"/>
+      <w:r>
+        <w:rPr>
+          <w:rFonts w:ascii="cwTeX 明體" w:eastAsia="cwTeX 明體" w:hAnsi="cwTeX 明體" w:hint="eastAsia"/>
+        </w:rPr>
+        <w:t>二百種蝸牛等。這些豐富的資源，對生活在海島上的人們是非常重要的，尤其近代台灣工商業，突飛猛進，製造了經濟奇蹟，人們生活品質的提升，蛋白質</w:t>
+      </w:r>
+      <w:proofErr w:type="gramStart"/>
+      <w:r>
+        <w:rPr>
+          <w:rFonts w:ascii="cwTeX 明體" w:eastAsia="cwTeX 明體" w:hAnsi="cwTeX 明體" w:hint="eastAsia"/>
+        </w:rPr>
+        <w:t>希求量增多</w:t>
+      </w:r>
+      <w:proofErr w:type="gramEnd"/>
+      <w:r>
+        <w:rPr>
+          <w:rFonts w:ascii="cwTeX 明體" w:eastAsia="cwTeX 明體" w:hAnsi="cwTeX 明體" w:hint="eastAsia"/>
+        </w:rPr>
+        <w:t>的情況下，我們不能忽視這土生土長的貝類，務必稱增進了解，落實加強研究，妥為利用之必要。</w:t>
+      </w:r>
+    </w:p>
+    <w:p>
+      <w:pPr>
+        <w:rPr>
+          <w:rFonts w:ascii="cwTeX 明體" w:eastAsia="cwTeX 明體" w:hAnsi="cwTeX 明體"/>
           <w:sz w:val="28"/>
           <w:szCs w:val="28"/>
         </w:rPr>
-        <w:t>前言</w:t>
-      </w:r>
-    </w:p>
-    <w:p>
-      <w:pPr>
-        <w:rPr>
-          <w:rFonts w:ascii="cwTeX 明體" w:eastAsia="cwTeX 明體" w:hAnsi="cwTeX 明體"/>
-        </w:rPr>
-      </w:pPr>
-      <w:r>
-        <w:rPr>
-          <w:rFonts w:ascii="cwTeX 明體" w:eastAsia="cwTeX 明體" w:hAnsi="cwTeX 明體" w:hint="eastAsia"/>
-        </w:rPr>
-        <w:t xml:space="preserve">    </w:t>
-      </w:r>
-      <w:r>
-        <w:rPr>
-          <w:rFonts w:ascii="cwTeX 明體" w:eastAsia="cwTeX 明體" w:hAnsi="cwTeX 明體" w:hint="eastAsia"/>
-        </w:rPr>
-        <w:t>貝類是自然博物中僅次於昆蟲的一大群。根據日本貝類研究之權威，</w:t>
-      </w:r>
-      <w:proofErr w:type="gramStart"/>
-      <w:r>
-        <w:rPr>
-          <w:rFonts w:ascii="cwTeX 明體" w:eastAsia="cwTeX 明體" w:hAnsi="cwTeX 明體" w:hint="eastAsia"/>
-        </w:rPr>
-        <w:t>波部忠重</w:t>
-      </w:r>
-      <w:proofErr w:type="gramEnd"/>
-      <w:r>
-        <w:rPr>
-          <w:rFonts w:ascii="cwTeX 明體" w:eastAsia="cwTeX 明體" w:hAnsi="cwTeX 明體"/>
-        </w:rPr>
-        <w:t>1</w:t>
-      </w:r>
-      <w:r>
-        <w:rPr>
-          <w:rFonts w:ascii="cwTeX 明體" w:eastAsia="cwTeX 明體" w:hAnsi="cwTeX 明體" w:hint="eastAsia"/>
-        </w:rPr>
-        <w:t>973年的統計，全世界的貝類有</w:t>
-      </w:r>
-      <w:r>
-        <w:rPr>
-          <w:rFonts w:ascii="cwTeX 明體" w:eastAsia="cwTeX 明體" w:hAnsi="cwTeX 明體"/>
-        </w:rPr>
-        <w:t>1</w:t>
-      </w:r>
-      <w:r>
-        <w:rPr>
-          <w:rFonts w:ascii="cwTeX 明體" w:eastAsia="cwTeX 明體" w:hAnsi="cwTeX 明體" w:hint="eastAsia"/>
-        </w:rPr>
-        <w:t>07310種之多，其中約三萬種生活在陸地上，稱為「陸貝」，包括蝸牛與</w:t>
+      </w:pPr>
+    </w:p>
+    <w:p>
+      <w:pPr>
+        <w:rPr>
+          <w:rFonts w:ascii="cwTeX 明體" w:eastAsia="cwTeX 明體" w:hAnsi="cwTeX 明體"/>
+          <w:sz w:val="28"/>
+          <w:szCs w:val="28"/>
+        </w:rPr>
+      </w:pPr>
+      <w:r>
+        <w:rPr>
+          <w:rFonts w:ascii="cwTeX 明體" w:eastAsia="cwTeX 明體" w:hAnsi="cwTeX 明體" w:hint="eastAsia"/>
+          <w:sz w:val="28"/>
+          <w:szCs w:val="28"/>
+        </w:rPr>
+        <w:t>緒論</w:t>
+      </w:r>
+    </w:p>
+    <w:p>
+      <w:pPr>
+        <w:rPr>
+          <w:rFonts w:ascii="cwTeX 明體" w:eastAsia="cwTeX 明體" w:hAnsi="cwTeX 明體"/>
+        </w:rPr>
+      </w:pPr>
+      <w:r>
+        <w:rPr>
+          <w:rFonts w:ascii="cwTeX 明體" w:eastAsia="cwTeX 明體" w:hAnsi="cwTeX 明體" w:hint="eastAsia"/>
+          <w:sz w:val="28"/>
+          <w:szCs w:val="28"/>
+        </w:rPr>
+        <w:t>    </w:t>
+      </w:r>
+      <w:r>
+        <w:rPr>
+          <w:rFonts w:ascii="cwTeX 明體" w:eastAsia="cwTeX 明體" w:hAnsi="cwTeX 明體" w:hint="eastAsia"/>
+        </w:rPr>
+        <w:t>貝類是自然薄霧中僅次於昆蟲之一大群，是地球上第二大群的動物。全世界約有107310種貝類，其中約有三萬種生活在陸地上，稱為「陸貝」，包括蝸牛和</w:t>
       </w:r>
       <w:proofErr w:type="gramStart"/>
       <w:r>
@@ -99,238 +655,319 @@
         <w:rPr>
           <w:rFonts w:ascii="cwTeX 明體" w:eastAsia="cwTeX 明體" w:hAnsi="cwTeX 明體" w:hint="eastAsia"/>
         </w:rPr>
-        <w:t>。另外五千種生活在河川、湖泊或水田裡，稱為「淡水貝」其餘都生活在海洋裡、海岸邊或</w:t>
-      </w:r>
-      <w:r>
-        <w:rPr>
-          <w:rFonts w:ascii="微軟正黑體" w:eastAsia="微軟正黑體" w:hAnsi="微軟正黑體" w:cs="微軟正黑體" w:hint="eastAsia"/>
-        </w:rPr>
-        <w:t>内</w:t>
-      </w:r>
-      <w:r>
-        <w:rPr>
-          <w:rFonts w:ascii="cwTeX 明體" w:eastAsia="cwTeX 明體" w:hAnsi="cwTeX 明體" w:cs="cwTeX 明體" w:hint="eastAsia"/>
-        </w:rPr>
-        <w:t>灣</w:t>
-      </w:r>
-      <w:r>
-        <w:rPr>
-          <w:rFonts w:ascii="cwTeX 明體" w:eastAsia="cwTeX 明體" w:hAnsi="cwTeX 明體" w:hint="eastAsia"/>
-        </w:rPr>
-        <w:t>，稱為「海貝」。</w:t>
-      </w:r>
-    </w:p>
-    <w:p>
-      <w:pPr>
-        <w:rPr>
-          <w:rFonts w:ascii="cwTeX 明體" w:eastAsia="cwTeX 明體" w:hAnsi="cwTeX 明體"/>
-        </w:rPr>
-      </w:pPr>
-      <w:r>
-        <w:rPr>
-          <w:rFonts w:ascii="cwTeX 明體" w:eastAsia="cwTeX 明體" w:hAnsi="cwTeX 明體" w:hint="eastAsia"/>
-        </w:rPr>
-        <w:t xml:space="preserve">    日本在貝類研究方面在世界上算是先進之國家，早我們四、五十年。日本自西元1954年吉良哲明哲明從大阪保育社，發行「原色日本貝類圖鑑全集。」共</w:t>
-      </w:r>
-      <w:r>
-        <w:rPr>
-          <w:rFonts w:ascii="cwTeX 明體" w:eastAsia="cwTeX 明體" w:hAnsi="cwTeX 明體"/>
-        </w:rPr>
-        <w:t>6</w:t>
-      </w:r>
-      <w:r>
-        <w:rPr>
-          <w:rFonts w:ascii="cwTeX 明體" w:eastAsia="cwTeX 明體" w:hAnsi="cwTeX 明體" w:hint="eastAsia"/>
-        </w:rPr>
-        <w:t>7圖版約1270種。從此以後從日本人的手裡陸續發行了不知道多少本貝類圖鑑。</w:t>
-      </w:r>
-    </w:p>
-    <w:p>
-      <w:pPr>
-        <w:rPr>
-          <w:rFonts w:ascii="cwTeX 明體" w:eastAsia="cwTeX 明體" w:hAnsi="cwTeX 明體"/>
-        </w:rPr>
-      </w:pPr>
-      <w:r>
-        <w:rPr>
-          <w:rFonts w:ascii="cwTeX 明體" w:eastAsia="cwTeX 明體" w:hAnsi="cwTeX 明體" w:hint="eastAsia"/>
-        </w:rPr>
-        <w:t xml:space="preserve">    反觀我們，到目前由國人發行的貝類圖鑑有</w:t>
-      </w:r>
-      <w:proofErr w:type="gramStart"/>
-      <w:r>
-        <w:rPr>
-          <w:rFonts w:ascii="cwTeX 明體" w:eastAsia="cwTeX 明體" w:hAnsi="cwTeX 明體" w:hint="eastAsia"/>
-        </w:rPr>
-        <w:t>多少本呢</w:t>
-      </w:r>
-      <w:proofErr w:type="gramEnd"/>
-      <w:r>
-        <w:rPr>
-          <w:rFonts w:ascii="cwTeX 明體" w:eastAsia="cwTeX 明體" w:hAnsi="cwTeX 明體" w:hint="eastAsia"/>
-        </w:rPr>
-        <w:t>？劇本者所知，沒有幾本，且版本很小，種類不是太少無法應付讀者需求就是彩色印刷技術未能達到水準</w:t>
-      </w:r>
-      <w:r>
-        <w:rPr>
-          <w:rFonts w:ascii="cwTeX 明體" w:eastAsia="cwTeX 明體" w:hAnsi="cwTeX 明體" w:hint="eastAsia"/>
-        </w:rPr>
-        <w:t>，故鑑定尚未能發生效用甚至易於誤導之嫌</w:t>
-      </w:r>
-      <w:r>
-        <w:rPr>
-          <w:rFonts w:ascii="cwTeX 明體" w:eastAsia="cwTeX 明體" w:hAnsi="cwTeX 明體" w:hint="eastAsia"/>
-        </w:rPr>
-        <w:t>。</w:t>
-      </w:r>
-    </w:p>
-    <w:p>
-      <w:pPr>
-        <w:rPr>
-          <w:rFonts w:ascii="cwTeX 明體" w:eastAsia="cwTeX 明體" w:hAnsi="cwTeX 明體"/>
-        </w:rPr>
-      </w:pPr>
-      <w:r>
-        <w:rPr>
-          <w:rFonts w:ascii="cwTeX 明體" w:eastAsia="cwTeX 明體" w:hAnsi="cwTeX 明體" w:hint="eastAsia"/>
-        </w:rPr>
-        <w:t xml:space="preserve">    筆者以為這種現象不能怪誰，只怪自己的境遇太差</w:t>
-      </w:r>
-      <w:r>
-        <w:rPr>
-          <w:rFonts w:ascii="cwTeX 明體" w:eastAsia="cwTeX 明體" w:hAnsi="cwTeX 明體"/>
-        </w:rPr>
-        <w:t>…</w:t>
-      </w:r>
-      <w:proofErr w:type="gramStart"/>
-      <w:r>
-        <w:rPr>
-          <w:rFonts w:ascii="cwTeX 明體" w:eastAsia="cwTeX 明體" w:hAnsi="cwTeX 明體"/>
-        </w:rPr>
-        <w:t>………</w:t>
-      </w:r>
-      <w:proofErr w:type="gramEnd"/>
-      <w:r>
-        <w:rPr>
-          <w:rFonts w:ascii="cwTeX 明體" w:eastAsia="cwTeX 明體" w:hAnsi="cwTeX 明體" w:hint="eastAsia"/>
-        </w:rPr>
-        <w:t>清光緒二十年(甲午年，西元1984年)台灣割讓給日本至今(西元1998年)102年間，台灣歷經兩三</w:t>
-      </w:r>
-      <w:proofErr w:type="gramStart"/>
-      <w:r>
-        <w:rPr>
-          <w:rFonts w:ascii="cwTeX 明體" w:eastAsia="cwTeX 明體" w:hAnsi="cwTeX 明體" w:hint="eastAsia"/>
-        </w:rPr>
-        <w:t>個</w:t>
-      </w:r>
-      <w:proofErr w:type="gramEnd"/>
-      <w:r>
-        <w:rPr>
-          <w:rFonts w:ascii="cwTeX 明體" w:eastAsia="cwTeX 明體" w:hAnsi="cwTeX 明體" w:hint="eastAsia"/>
-        </w:rPr>
-        <w:t xml:space="preserve">不同政權的統治，研究工作不能一貫，這是主因。例如：中文種名「普通文蛤」學名只有一個Meretrix </w:t>
-      </w:r>
-      <w:proofErr w:type="spellStart"/>
-      <w:r>
-        <w:rPr>
-          <w:rFonts w:ascii="cwTeX 明體" w:eastAsia="cwTeX 明體" w:hAnsi="cwTeX 明體" w:hint="eastAsia"/>
-        </w:rPr>
-        <w:t>Iusoria</w:t>
-      </w:r>
-      <w:proofErr w:type="spellEnd"/>
-      <w:r>
-        <w:rPr>
-          <w:rFonts w:ascii="cwTeX 明體" w:eastAsia="cwTeX 明體" w:hAnsi="cwTeX 明體" w:hint="eastAsia"/>
-        </w:rPr>
-        <w:t xml:space="preserve"> (RODING)，但是日本人教我們要「哈</w:t>
-      </w:r>
-      <w:proofErr w:type="gramStart"/>
-      <w:r>
-        <w:rPr>
-          <w:rFonts w:ascii="cwTeX 明體" w:eastAsia="cwTeX 明體" w:hAnsi="cwTeX 明體" w:hint="eastAsia"/>
-        </w:rPr>
-        <w:t>蟆</w:t>
-      </w:r>
-      <w:proofErr w:type="gramEnd"/>
-      <w:r>
-        <w:rPr>
-          <w:rFonts w:ascii="cwTeX 明體" w:eastAsia="cwTeX 明體" w:hAnsi="cwTeX 明體" w:hint="eastAsia"/>
-        </w:rPr>
-        <w:t>克里</w:t>
-      </w:r>
-      <w:r>
-        <w:rPr>
-          <w:rFonts w:ascii="cwTeX 明體" w:eastAsia="cwTeX 明體" w:hAnsi="cwTeX 明體" w:hint="eastAsia"/>
-        </w:rPr>
-        <w:t>」</w:t>
-      </w:r>
-      <w:r>
-        <w:rPr>
-          <w:rFonts w:ascii="cwTeX 明體" w:eastAsia="cwTeX 明體" w:hAnsi="cwTeX 明體" w:hint="eastAsia"/>
-        </w:rPr>
-        <w:t>，</w:t>
-      </w:r>
-      <w:proofErr w:type="gramStart"/>
-      <w:r>
-        <w:rPr>
-          <w:rFonts w:ascii="cwTeX 明體" w:eastAsia="cwTeX 明體" w:hAnsi="cwTeX 明體" w:hint="eastAsia"/>
-        </w:rPr>
-        <w:t>北京話稱</w:t>
-      </w:r>
-      <w:proofErr w:type="gramEnd"/>
-      <w:r>
-        <w:rPr>
-          <w:rFonts w:ascii="cwTeX 明體" w:eastAsia="cwTeX 明體" w:hAnsi="cwTeX 明體" w:hint="eastAsia"/>
-        </w:rPr>
-        <w:t>「文蛤」，閩南語稱「</w:t>
-      </w:r>
-      <w:proofErr w:type="gramStart"/>
-      <w:r>
-        <w:rPr>
-          <w:rFonts w:ascii="cwTeX 明體" w:eastAsia="cwTeX 明體" w:hAnsi="cwTeX 明體" w:hint="eastAsia"/>
-        </w:rPr>
-        <w:t>蛤</w:t>
-      </w:r>
-      <w:proofErr w:type="gramEnd"/>
-      <w:r>
-        <w:rPr>
-          <w:rFonts w:ascii="cwTeX 明體" w:eastAsia="cwTeX 明體" w:hAnsi="cwTeX 明體" w:hint="eastAsia"/>
-        </w:rPr>
-        <w:t>仔」。真糟糕！到底要聽誰的？這樣不影響研究工作才怪！貝類的名稱不能統一使用是我們的致命傷</w:t>
-      </w:r>
-    </w:p>
-    <w:p>
-      <w:pPr>
-        <w:rPr>
-          <w:rFonts w:ascii="cwTeX 明體" w:eastAsia="cwTeX 明體" w:hAnsi="cwTeX 明體" w:hint="eastAsia"/>
-        </w:rPr>
-      </w:pPr>
-      <w:r>
-        <w:rPr>
-          <w:rFonts w:ascii="cwTeX 明體" w:eastAsia="cwTeX 明體" w:hAnsi="cwTeX 明體" w:hint="eastAsia"/>
-        </w:rPr>
-        <w:t xml:space="preserve">    筆者對日本貝類研究工作上，最予以肯定的是：日本人對每一種貝類都有命日本種名，沒有種名的幾乎很少，而種名一旦確定了，和學名一樣不能任意更改，全國統一不能</w:t>
-      </w:r>
-      <w:proofErr w:type="gramStart"/>
-      <w:r>
-        <w:rPr>
-          <w:rFonts w:ascii="cwTeX 明體" w:eastAsia="cwTeX 明體" w:hAnsi="cwTeX 明體" w:hint="eastAsia"/>
-        </w:rPr>
-        <w:t>另起種名</w:t>
-      </w:r>
-      <w:proofErr w:type="gramEnd"/>
-      <w:r>
-        <w:rPr>
-          <w:rFonts w:ascii="cwTeX 明體" w:eastAsia="cwTeX 明體" w:hAnsi="cwTeX 明體" w:hint="eastAsia"/>
-        </w:rPr>
-        <w:t>。如果發現規定以外之種名，他們在備註欄加上「異名」兩個字，非常嚴格。反觀台灣貝類的種名，筆者手由中文版資料，</w:t>
-      </w:r>
-      <w:r>
-        <w:rPr>
-          <w:rFonts w:ascii="cwTeX 明體" w:eastAsia="cwTeX 明體" w:hAnsi="cwTeX 明體" w:hint="eastAsia"/>
-        </w:rPr>
-        <w:t>附有學名</w:t>
-      </w:r>
+        <w:t>；另外五千種生活在河川、湖泊或水田</w:t>
+      </w:r>
+      <w:proofErr w:type="gramStart"/>
+      <w:r>
+        <w:rPr>
+          <w:rFonts w:ascii="cwTeX 明體" w:eastAsia="cwTeX 明體" w:hAnsi="cwTeX 明體" w:hint="eastAsia"/>
+        </w:rPr>
+        <w:t>裏</w:t>
+      </w:r>
+      <w:proofErr w:type="gramEnd"/>
+      <w:r>
+        <w:rPr>
+          <w:rFonts w:ascii="cwTeX 明體" w:eastAsia="cwTeX 明體" w:hAnsi="cwTeX 明體" w:hint="eastAsia"/>
+        </w:rPr>
+        <w:t>稱為「淡水貝」；其餘，生活在海洋</w:t>
+      </w:r>
+      <w:proofErr w:type="gramStart"/>
+      <w:r>
+        <w:rPr>
+          <w:rFonts w:ascii="cwTeX 明體" w:eastAsia="cwTeX 明體" w:hAnsi="cwTeX 明體" w:hint="eastAsia"/>
+        </w:rPr>
+        <w:t>裏</w:t>
+      </w:r>
+      <w:proofErr w:type="gramEnd"/>
+      <w:r>
+        <w:rPr>
+          <w:rFonts w:ascii="cwTeX 明體" w:eastAsia="cwTeX 明體" w:hAnsi="cwTeX 明體" w:hint="eastAsia"/>
+        </w:rPr>
+        <w:t>、海邊或內灣，稱為「海貝」。</w:t>
+      </w:r>
+    </w:p>
+    <w:p>
+      <w:pPr>
+        <w:rPr>
+          <w:rFonts w:ascii="cwTeX 明體" w:eastAsia="cwTeX 明體" w:hAnsi="cwTeX 明體"/>
+        </w:rPr>
+      </w:pPr>
+      <w:r>
+        <w:rPr>
+          <w:rFonts w:ascii="cwTeX 明體" w:eastAsia="cwTeX 明體" w:hAnsi="cwTeX 明體" w:hint="eastAsia"/>
+        </w:rPr>
+        <w:t>    灣是個海島，擁有一千三百多公里長的海岸線，其中北岸充滿奇怪岩怪石，東岸多斷崖絕壁，西岸是沙洲、泥灣，南端恆春半島是珊瑚確海岸。還有許多離島，如：蘭嶼、綠島及小</w:t>
+      </w:r>
+      <w:proofErr w:type="gramStart"/>
+      <w:r>
+        <w:rPr>
+          <w:rFonts w:ascii="cwTeX 明體" w:eastAsia="cwTeX 明體" w:hAnsi="cwTeX 明體" w:hint="eastAsia"/>
+        </w:rPr>
+        <w:t>琉球嶼</w:t>
+      </w:r>
+      <w:proofErr w:type="gramEnd"/>
+      <w:r>
+        <w:rPr>
+          <w:rFonts w:ascii="cwTeX 明體" w:eastAsia="cwTeX 明體" w:hAnsi="cwTeX 明體" w:hint="eastAsia"/>
+        </w:rPr>
+        <w:t>等。再者台灣的北方海域有寒冷的親潮自日本南下；而南方海域有溫暖的黑潮，自菲律賓北上；東邊臨1000公尺至5000公尺浩瀚而深邃的</w:t>
+      </w:r>
+      <w:proofErr w:type="gramStart"/>
+      <w:r>
+        <w:rPr>
+          <w:rFonts w:ascii="cwTeX 明體" w:eastAsia="cwTeX 明體" w:hAnsi="cwTeX 明體" w:hint="eastAsia"/>
+        </w:rPr>
+        <w:t>的</w:t>
+      </w:r>
+      <w:proofErr w:type="gramEnd"/>
+      <w:r>
+        <w:rPr>
+          <w:rFonts w:ascii="cwTeX 明體" w:eastAsia="cwTeX 明體" w:hAnsi="cwTeX 明體" w:hint="eastAsia"/>
+        </w:rPr>
+        <w:t>太平洋；西面則水深不到200公尺的台灣海峽。在如此複雜的生態環境下，台灣擁有非常豐富的貝類群是應該可以理解的。</w:t>
+      </w:r>
+    </w:p>
+    <w:p>
+      <w:pPr>
+        <w:rPr>
+          <w:rFonts w:ascii="cwTeX 明體" w:eastAsia="cwTeX 明體" w:hAnsi="cwTeX 明體"/>
+        </w:rPr>
+      </w:pPr>
+      <w:r>
+        <w:rPr>
+          <w:rFonts w:ascii="cwTeX 明體" w:eastAsia="cwTeX 明體" w:hAnsi="cwTeX 明體" w:hint="eastAsia"/>
+        </w:rPr>
+        <w:t>  台灣所產的貝類，大約有二千三百種。包括：一千五百種海螺，六百</w:t>
+      </w:r>
+      <w:proofErr w:type="gramStart"/>
+      <w:r>
+        <w:rPr>
+          <w:rFonts w:ascii="cwTeX 明體" w:eastAsia="cwTeX 明體" w:hAnsi="cwTeX 明體" w:hint="eastAsia"/>
+        </w:rPr>
+        <w:t>種雙貝和</w:t>
+      </w:r>
+      <w:proofErr w:type="gramEnd"/>
+      <w:r>
+        <w:rPr>
+          <w:rFonts w:ascii="cwTeX 明體" w:eastAsia="cwTeX 明體" w:hAnsi="cwTeX 明體" w:hint="eastAsia"/>
+        </w:rPr>
+        <w:t>二百種蝸牛等。這些豐富的資源，對生活在海島上的人們是非常重要的，尤其近代台灣工商業，突飛猛進，製造了經濟奇蹟，人們生活品質的提升，蛋白質</w:t>
+      </w:r>
+      <w:proofErr w:type="gramStart"/>
+      <w:r>
+        <w:rPr>
+          <w:rFonts w:ascii="cwTeX 明體" w:eastAsia="cwTeX 明體" w:hAnsi="cwTeX 明體" w:hint="eastAsia"/>
+        </w:rPr>
+        <w:t>希求量增多</w:t>
+      </w:r>
+      <w:proofErr w:type="gramEnd"/>
+      <w:r>
+        <w:rPr>
+          <w:rFonts w:ascii="cwTeX 明體" w:eastAsia="cwTeX 明體" w:hAnsi="cwTeX 明體" w:hint="eastAsia"/>
+        </w:rPr>
+        <w:t>的情況下，我們不能忽視這土生土長的貝類，務必稱增進了解，落實加強研究，妥為利用之必要。</w:t>
+      </w:r>
+    </w:p>
+    <w:p>
+      <w:pPr>
+        <w:rPr>
+          <w:rFonts w:ascii="cwTeX 明體" w:eastAsia="cwTeX 明體" w:hAnsi="cwTeX 明體"/>
+          <w:sz w:val="28"/>
+          <w:szCs w:val="28"/>
+        </w:rPr>
+      </w:pPr>
+    </w:p>
+    <w:p>
+      <w:pPr>
+        <w:rPr>
+          <w:rFonts w:ascii="cwTeX 明體" w:eastAsia="cwTeX 明體" w:hAnsi="cwTeX 明體"/>
+          <w:sz w:val="28"/>
+          <w:szCs w:val="28"/>
+        </w:rPr>
+      </w:pPr>
+    </w:p>
+    <w:p>
+      <w:pPr>
+        <w:rPr>
+          <w:rFonts w:ascii="cwTeX 明體" w:eastAsia="cwTeX 明體" w:hAnsi="cwTeX 明體"/>
+          <w:sz w:val="28"/>
+          <w:szCs w:val="28"/>
+        </w:rPr>
+      </w:pPr>
+      <w:r>
+        <w:rPr>
+          <w:rFonts w:ascii="cwTeX 明體" w:eastAsia="cwTeX 明體" w:hAnsi="cwTeX 明體" w:hint="eastAsia"/>
+          <w:sz w:val="28"/>
+          <w:szCs w:val="28"/>
+        </w:rPr>
+        <w:lastRenderedPageBreak/>
+        <w:t>為什麼是貝類</w:t>
+      </w:r>
+    </w:p>
+    <w:p>
+      <w:pPr>
+        <w:rPr>
+          <w:rFonts w:ascii="cwTeX 明體" w:eastAsia="cwTeX 明體" w:hAnsi="cwTeX 明體"/>
+        </w:rPr>
+      </w:pPr>
+      <w:r>
+        <w:rPr>
+          <w:rFonts w:ascii="cwTeX 明體" w:eastAsia="cwTeX 明體" w:hAnsi="cwTeX 明體" w:hint="eastAsia"/>
+          <w:sz w:val="28"/>
+          <w:szCs w:val="28"/>
+        </w:rPr>
+        <w:t>   </w:t>
+      </w:r>
+      <w:r>
+        <w:rPr>
+          <w:rFonts w:ascii="cwTeX 明體" w:eastAsia="cwTeX 明體" w:hAnsi="cwTeX 明體" w:hint="eastAsia"/>
+        </w:rPr>
+        <w:t> 一般人一提到貝類，通常只想到文蛤或海螺，其實軟體動物由於種類繁多，其形態變化亦很大．除了海螺和</w:t>
+      </w:r>
+      <w:proofErr w:type="gramStart"/>
+      <w:r>
+        <w:rPr>
+          <w:rFonts w:ascii="cwTeX 明體" w:eastAsia="cwTeX 明體" w:hAnsi="cwTeX 明體" w:hint="eastAsia"/>
+        </w:rPr>
+        <w:t>蛤蚌等以外，</w:t>
+      </w:r>
+      <w:proofErr w:type="gramEnd"/>
+      <w:r>
+        <w:rPr>
+          <w:rFonts w:ascii="cwTeX 明體" w:eastAsia="cwTeX 明體" w:hAnsi="cwTeX 明體" w:hint="eastAsia"/>
+        </w:rPr>
+        <w:t>軟體動物還包含蝸牛、</w:t>
+      </w:r>
+      <w:proofErr w:type="gramStart"/>
+      <w:r>
+        <w:rPr>
+          <w:rFonts w:ascii="cwTeX 明體" w:eastAsia="cwTeX 明體" w:hAnsi="cwTeX 明體" w:hint="eastAsia"/>
+        </w:rPr>
+        <w:t>蛞蝓</w:t>
+      </w:r>
+      <w:proofErr w:type="gramEnd"/>
+      <w:r>
+        <w:rPr>
+          <w:rFonts w:ascii="cwTeX 明體" w:eastAsia="cwTeX 明體" w:hAnsi="cwTeX 明體" w:hint="eastAsia"/>
+        </w:rPr>
+        <w:t>、石鱉、象牙貝、海麒麟（海牛）、烏賊和章魚等，這些動物的外型，看起來千變萬化，但它們都具有一些共同的特徵。</w:t>
+      </w:r>
+    </w:p>
+    <w:p>
+      <w:pPr>
+        <w:rPr>
+          <w:rFonts w:ascii="cwTeX 明體" w:eastAsia="cwTeX 明體" w:hAnsi="cwTeX 明體"/>
+        </w:rPr>
+      </w:pPr>
+      <w:r>
+        <w:rPr>
+          <w:rFonts w:ascii="cwTeX 明體" w:eastAsia="cwTeX 明體" w:hAnsi="cwTeX 明體" w:hint="eastAsia"/>
+        </w:rPr>
+        <w:t>   軟體動物和其他動物的不同，是軟體具有兩種特殊器官，</w:t>
+      </w:r>
+      <w:proofErr w:type="gramStart"/>
+      <w:r>
+        <w:rPr>
+          <w:rFonts w:ascii="cwTeX 明體" w:eastAsia="cwTeX 明體" w:hAnsi="cwTeX 明體" w:hint="eastAsia"/>
+        </w:rPr>
+        <w:t>一</w:t>
+      </w:r>
+      <w:proofErr w:type="gramEnd"/>
+      <w:r>
+        <w:rPr>
+          <w:rFonts w:ascii="cwTeX 明體" w:eastAsia="cwTeX 明體" w:hAnsi="cwTeX 明體" w:hint="eastAsia"/>
+        </w:rPr>
+        <w:t>位能分泌製造貝殼和外套膜，二為用來吃東西的</w:t>
+      </w:r>
+      <w:proofErr w:type="gramStart"/>
+      <w:r>
+        <w:rPr>
+          <w:rFonts w:ascii="cwTeX 明體" w:eastAsia="cwTeX 明體" w:hAnsi="cwTeX 明體" w:hint="eastAsia"/>
+        </w:rPr>
+        <w:t>齒舌．</w:t>
+      </w:r>
+      <w:proofErr w:type="gramEnd"/>
+      <w:r>
+        <w:rPr>
+          <w:rFonts w:ascii="cwTeX 明體" w:eastAsia="cwTeX 明體" w:hAnsi="cwTeX 明體" w:hint="eastAsia"/>
+        </w:rPr>
+        <w:t>但有些軟體動物在演化的過程</w:t>
+      </w:r>
+      <w:proofErr w:type="gramStart"/>
+      <w:r>
+        <w:rPr>
+          <w:rFonts w:ascii="cwTeX 明體" w:eastAsia="cwTeX 明體" w:hAnsi="cwTeX 明體" w:hint="eastAsia"/>
+        </w:rPr>
+        <w:t>中齒舌已經</w:t>
+      </w:r>
+      <w:proofErr w:type="gramEnd"/>
+      <w:r>
+        <w:rPr>
+          <w:rFonts w:ascii="cwTeX 明體" w:eastAsia="cwTeX 明體" w:hAnsi="cwTeX 明體" w:hint="eastAsia"/>
+        </w:rPr>
+        <w:t>退化消失，如</w:t>
+      </w:r>
+      <w:proofErr w:type="gramStart"/>
+      <w:r>
+        <w:rPr>
+          <w:rFonts w:ascii="cwTeX 明體" w:eastAsia="cwTeX 明體" w:hAnsi="cwTeX 明體" w:hint="eastAsia"/>
+        </w:rPr>
+        <w:t>花仙螺和雙殼貝</w:t>
+      </w:r>
+      <w:proofErr w:type="gramEnd"/>
+      <w:r>
+        <w:rPr>
+          <w:rFonts w:ascii="cwTeX 明體" w:eastAsia="cwTeX 明體" w:hAnsi="cwTeX 明體" w:hint="eastAsia"/>
+        </w:rPr>
+        <w:t>等。</w:t>
+      </w:r>
+    </w:p>
+    <w:p>
+      <w:pPr>
+        <w:rPr>
+          <w:rFonts w:ascii="cwTeX 明體" w:eastAsia="cwTeX 明體" w:hAnsi="cwTeX 明體"/>
+        </w:rPr>
+      </w:pPr>
+      <w:r>
+        <w:rPr>
+          <w:rFonts w:ascii="cwTeX 明體" w:eastAsia="cwTeX 明體" w:hAnsi="cwTeX 明體" w:hint="eastAsia"/>
+        </w:rPr>
+        <w:t>    軟體動物的確是動物界非常獨特的動物，單就具有「貝殼」這一件事，就夠特別了。雖然有許多其他動物具有外殼，如海膽、昆蟲或螃蟹，但他們的外殼很容易破碎，也稱不上美麗。可是貝類就不同了，他的外殼不但質地堅硬，能耐深海水壓，而且以奇異的形狀，豔麗的色彩和精美的花紋，？身於最迷人的造物，集創造者之奧妙於一身，對天然、人間兩界富有無比的實用價值。是大自然傑出的藝術品，難怪全世界有那麼多的人瘋狂地愛貝殼和蒐集貝殼。</w:t>
+      </w:r>
+    </w:p>
+    <w:p>
+      <w:pPr>
+        <w:rPr>
+          <w:rFonts w:ascii="cwTeX 明體" w:eastAsia="cwTeX 明體" w:hAnsi="cwTeX 明體"/>
+        </w:rPr>
+      </w:pPr>
+      <w:r>
+        <w:rPr>
+          <w:rFonts w:ascii="cwTeX 明體" w:eastAsia="cwTeX 明體" w:hAnsi="cwTeX 明體" w:hint="eastAsia"/>
+        </w:rPr>
+        <w:t>    一個貝殼價值數萬元，在貝殼界司空見慣；其價格主要取決於該標本的稀有程度、品相好壞是否完整無缺、大小尺寸，</w:t>
+      </w:r>
+      <w:proofErr w:type="gramStart"/>
+      <w:r>
+        <w:rPr>
+          <w:rFonts w:ascii="cwTeX 明體" w:eastAsia="cwTeX 明體" w:hAnsi="cwTeX 明體" w:hint="eastAsia"/>
+        </w:rPr>
+        <w:t>是活貝還是</w:t>
+      </w:r>
+      <w:proofErr w:type="gramEnd"/>
+      <w:r>
+        <w:rPr>
+          <w:rFonts w:ascii="cwTeX 明體" w:eastAsia="cwTeX 明體" w:hAnsi="cwTeX 明體" w:hint="eastAsia"/>
+        </w:rPr>
+        <w:t>死背以及供需程度肯定。</w:t>
+      </w:r>
+    </w:p>
+    <w:p>
+      <w:pPr>
+        <w:rPr>
+          <w:rFonts w:ascii="cwTeX 明體" w:eastAsia="cwTeX 明體" w:hAnsi="cwTeX 明體"/>
+        </w:rPr>
+      </w:pPr>
     </w:p>
     <w:sectPr>
       <w:pgSz w:w="11906" w:h="16838"/>
@@ -997,7 +1634,6 @@
   <w:style w:type="character" w:default="1" w:styleId="a0">
     <w:name w:val="Default Paragraph Font"/>
     <w:uiPriority w:val="1"/>
-    <w:semiHidden/>
     <w:unhideWhenUsed/>
   </w:style>
   <w:style w:type="table" w:default="1" w:styleId="a1">

--- a/台灣貝類圖鑑.docx
+++ b/台灣貝類圖鑑.docx
@@ -49,7 +49,7 @@
           <w:sz w:val="28"/>
           <w:szCs w:val="28"/>
         </w:rPr>
-        <w:t>    </w:t>
+        <w:t>  </w:t>
       </w:r>
       <w:r>
         <w:rPr>
@@ -108,7 +108,7 @@
         <w:rPr>
           <w:rFonts w:ascii="cwTeX 明體" w:eastAsia="cwTeX 明體" w:hAnsi="cwTeX 明體" w:hint="eastAsia"/>
         </w:rPr>
-        <w:t>    日本在貝類研究方面在世界上算是先進之國家，早我們四、五十年。日本自西元1954年吉良哲明哲明從大阪保育社，發行「原色日本貝類圖鑑全集。」共67圖版約1270種。從此以後從日本人的手裡陸續發行了不知道多少本貝類圖鑑。</w:t>
+        <w:t>  日本在貝類研究方面在世界上算是先進之國家，早我們四、五十年。日本自西元1954年吉良哲明哲明從大阪保育社，發行「原色日本貝類圖鑑全集。」共67圖版約1270種。從此以後從日本人的手裡陸續發行了不知道多少本貝類圖鑑。</w:t>
       </w:r>
     </w:p>
     <w:p>
@@ -121,7 +121,7 @@
         <w:rPr>
           <w:rFonts w:ascii="cwTeX 明體" w:eastAsia="cwTeX 明體" w:hAnsi="cwTeX 明體" w:hint="eastAsia"/>
         </w:rPr>
-        <w:t>    反觀我們，到目前由國人發行的貝類圖鑑有</w:t>
+        <w:t>  反觀我們，到目前由國人發行的貝類圖鑑有</w:t>
       </w:r>
       <w:proofErr w:type="gramStart"/>
       <w:r>
@@ -148,7 +148,7 @@
         <w:rPr>
           <w:rFonts w:ascii="cwTeX 明體" w:eastAsia="cwTeX 明體" w:hAnsi="cwTeX 明體" w:hint="eastAsia"/>
         </w:rPr>
-        <w:t>    筆者以為這種現象不能怪誰，只怪自己的境遇太差…</w:t>
+        <w:t>  筆者以為這種現象不能怪誰，只怪自己的境遇太差…</w:t>
       </w:r>
       <w:proofErr w:type="gramStart"/>
       <w:r>
@@ -234,6 +234,12 @@
         </w:rPr>
         <w:t>仔」。真糟糕！到底要聽誰的？這樣不影響研究工作才怪！貝類的名稱不能統一使用是我們的致命傷</w:t>
       </w:r>
+      <w:r>
+        <w:rPr>
+          <w:rFonts w:ascii="cwTeX 明體" w:eastAsia="cwTeX 明體" w:hAnsi="cwTeX 明體" w:hint="eastAsia"/>
+        </w:rPr>
+        <w:t>。</w:t>
+      </w:r>
     </w:p>
     <w:p>
       <w:pPr>
@@ -245,7 +251,7 @@
         <w:rPr>
           <w:rFonts w:ascii="cwTeX 明體" w:eastAsia="cwTeX 明體" w:hAnsi="cwTeX 明體" w:hint="eastAsia"/>
         </w:rPr>
-        <w:t>    筆者對日本貝類研究工作上，最予以肯定的是：日本人對每一種貝類都有命日本種名，沒有種名的幾乎很少，而種名一旦確定了，和學名一樣不能任意更改，全國統一不能</w:t>
+        <w:t>  筆者對日本貝類研究工作上，最予以肯定的是：日本人對每一種貝類都有命日本種名，沒有種名的幾乎很少，而種名一旦確定了，和學名一樣不能任意更改，全國統一不能</w:t>
       </w:r>
       <w:proofErr w:type="gramStart"/>
       <w:r>
@@ -368,7 +374,7 @@
         <w:rPr>
           <w:rFonts w:ascii="cwTeX 明體" w:eastAsia="cwTeX 明體" w:hAnsi="cwTeX 明體" w:hint="eastAsia"/>
         </w:rPr>
-        <w:t>    如：民國三十年（昭和十六年）二月發行的台北帝國大學理農學部紀要第二十二卷，第四號，地質學第17號</w:t>
+        <w:t>  如：民國三十年（昭和十六年）二月發行的台北帝國大學理農學部紀要第二十二卷，第四號，地質學第17號</w:t>
       </w:r>
       <w:proofErr w:type="gramStart"/>
       <w:r>
@@ -423,7 +429,19 @@
         <w:rPr>
           <w:rFonts w:ascii="cwTeX 明體" w:eastAsia="cwTeX 明體" w:hAnsi="cwTeX 明體" w:hint="eastAsia"/>
         </w:rPr>
-        <w:t>    由此可知，我們現階段的貝類研究工作還比不上日據時代，日本人研究台灣財貝類那麼有績效．</w:t>
+        <w:t xml:space="preserve"> </w:t>
+      </w:r>
+      <w:r>
+        <w:rPr>
+          <w:rFonts w:ascii="cwTeX 明體" w:eastAsia="cwTeX 明體" w:hAnsi="cwTeX 明體" w:hint="eastAsia"/>
+        </w:rPr>
+        <w:t> 由此可知，我們現階段的貝類研究工作還比不上日據時代，日本人研究台灣財貝類那麼有績效</w:t>
+      </w:r>
+      <w:r>
+        <w:rPr>
+          <w:rFonts w:ascii="cwTeX 明體" w:eastAsia="cwTeX 明體" w:hAnsi="cwTeX 明體" w:hint="eastAsia"/>
+        </w:rPr>
+        <w:t>。</w:t>
       </w:r>
     </w:p>
     <w:p>
@@ -436,7 +454,19 @@
         <w:rPr>
           <w:rFonts w:ascii="cwTeX 明體" w:eastAsia="cwTeX 明體" w:hAnsi="cwTeX 明體" w:hint="eastAsia"/>
         </w:rPr>
-        <w:t>    所幸西元1970年，一群愛好者經過一番精密的籌劃與台灣省立博物館積極的贊助下，終於該館成立了，「中華民國貝類學會」，其成員包括大學教授、業餘貝類收</w:t>
+        <w:t> </w:t>
+      </w:r>
+      <w:r>
+        <w:rPr>
+          <w:rFonts w:ascii="cwTeX 明體" w:eastAsia="cwTeX 明體" w:hAnsi="cwTeX 明體" w:hint="eastAsia"/>
+        </w:rPr>
+        <w:t xml:space="preserve"> </w:t>
+      </w:r>
+      <w:r>
+        <w:rPr>
+          <w:rFonts w:ascii="cwTeX 明體" w:eastAsia="cwTeX 明體" w:hAnsi="cwTeX 明體" w:hint="eastAsia"/>
+        </w:rPr>
+        <w:t>所幸西元1970年，一群愛好者經過一番精密的籌劃與台灣省立博物館積極的贊助下，終於該館成立了，「中華民國貝類學會」，其成員包括大學教授、業餘貝類收</w:t>
       </w:r>
       <w:proofErr w:type="gramStart"/>
       <w:r>
@@ -485,13 +515,67 @@
         <w:rPr>
           <w:rFonts w:ascii="cwTeX 明體" w:eastAsia="cwTeX 明體" w:hAnsi="cwTeX 明體" w:hint="eastAsia"/>
         </w:rPr>
-        <w:t>但外產</w:t>
-      </w:r>
+        <w:t>但外產的</w:t>
+      </w:r>
+      <w:proofErr w:type="gramEnd"/>
+      <w:r>
+        <w:rPr>
+          <w:rFonts w:ascii="cwTeX 明體" w:eastAsia="cwTeX 明體" w:hAnsi="cwTeX 明體" w:hint="eastAsia"/>
+        </w:rPr>
+        <w:t>不用說，仍有很多台灣土生土長的貝類無中文種名</w:t>
+      </w:r>
+      <w:r>
+        <w:rPr>
+          <w:rFonts w:ascii="cwTeX 明體" w:eastAsia="cwTeX 明體" w:hAnsi="cwTeX 明體" w:hint="eastAsia"/>
+        </w:rPr>
+        <w:t>。</w:t>
+      </w:r>
+    </w:p>
+    <w:p>
+      <w:pPr>
+        <w:rPr>
+          <w:rFonts w:ascii="cwTeX 明體" w:eastAsia="cwTeX 明體" w:hAnsi="cwTeX 明體"/>
+        </w:rPr>
+      </w:pPr>
       <w:r>
         <w:rPr>
           <w:rFonts w:ascii="cwTeX 明體" w:eastAsia="cwTeX 明體" w:hAnsi="cwTeX 明體" w:hint="eastAsia"/>
         </w:rPr>
         <w:lastRenderedPageBreak/>
+        <w:t>  筆者這幾年來，為充實研究資料內容，竭力蒐集附有中文種名文獻資料，但仍嫌不夠，尚待加緊工作之必要。</w:t>
+      </w:r>
+    </w:p>
+    <w:p>
+      <w:pPr>
+        <w:rPr>
+          <w:rFonts w:ascii="cwTeX 明體" w:eastAsia="cwTeX 明體" w:hAnsi="cwTeX 明體"/>
+        </w:rPr>
+      </w:pPr>
+      <w:r>
+        <w:rPr>
+          <w:rFonts w:ascii="cwTeX 明體" w:eastAsia="cwTeX 明體" w:hAnsi="cwTeX 明體" w:hint="eastAsia"/>
+        </w:rPr>
+        <w:t>  其次，直得一提的是：台灣是個海島，擁有一千三百多公里長的海岸線，其中北岸充滿奇怪岩怪石，東岸多斷崖絕壁，西岸是沙洲、泥灣，南端恆春半島是珊瑚確海岸。還有許多離島，如：蘭嶼、綠島及小</w:t>
+      </w:r>
+      <w:proofErr w:type="gramStart"/>
+      <w:r>
+        <w:rPr>
+          <w:rFonts w:ascii="cwTeX 明體" w:eastAsia="cwTeX 明體" w:hAnsi="cwTeX 明體" w:hint="eastAsia"/>
+        </w:rPr>
+        <w:t>琉球嶼</w:t>
+      </w:r>
+      <w:proofErr w:type="gramEnd"/>
+      <w:r>
+        <w:rPr>
+          <w:rFonts w:ascii="cwTeX 明體" w:eastAsia="cwTeX 明體" w:hAnsi="cwTeX 明體" w:hint="eastAsia"/>
+        </w:rPr>
+        <w:t>等。再者台灣的北方海域有寒冷的親潮自日本南下；而南方海域有溫暖的黑潮，自菲律賓北上；東邊臨1000公尺至5000公尺浩瀚而深邃的</w:t>
+      </w:r>
+      <w:proofErr w:type="gramStart"/>
+      <w:r>
+        <w:rPr>
+          <w:rFonts w:ascii="cwTeX 明體" w:eastAsia="cwTeX 明體" w:hAnsi="cwTeX 明體" w:hint="eastAsia"/>
+        </w:rPr>
         <w:t>的</w:t>
       </w:r>
       <w:proofErr w:type="gramEnd"/>
@@ -499,7 +583,7 @@
         <w:rPr>
           <w:rFonts w:ascii="cwTeX 明體" w:eastAsia="cwTeX 明體" w:hAnsi="cwTeX 明體" w:hint="eastAsia"/>
         </w:rPr>
-        <w:t>不用說，仍有很多台灣土生土長的貝類無中文種名．</w:t>
+        <w:t>太平洋；西面則水深不到200公尺的台灣海峽。在如此複雜的生態環境下，台灣擁有非常豐富的貝類群是應該可以理解的。</w:t>
       </w:r>
     </w:p>
     <w:p>
@@ -512,61 +596,7 @@
         <w:rPr>
           <w:rFonts w:ascii="cwTeX 明體" w:eastAsia="cwTeX 明體" w:hAnsi="cwTeX 明體" w:hint="eastAsia"/>
         </w:rPr>
-        <w:t>    筆者這幾年來，為充實研究資料內容，竭力蒐集附有中文種名文獻資料，但仍嫌不夠，尚待加緊工作之必要。</w:t>
-      </w:r>
-    </w:p>
-    <w:p>
-      <w:pPr>
-        <w:rPr>
-          <w:rFonts w:ascii="cwTeX 明體" w:eastAsia="cwTeX 明體" w:hAnsi="cwTeX 明體"/>
-        </w:rPr>
-      </w:pPr>
-      <w:r>
-        <w:rPr>
-          <w:rFonts w:ascii="cwTeX 明體" w:eastAsia="cwTeX 明體" w:hAnsi="cwTeX 明體" w:hint="eastAsia"/>
-        </w:rPr>
-        <w:t>    其次，直得一提的是：台灣是個海島，擁有一千三百多公里長的海岸線，其中北岸充滿奇怪岩怪石，東岸多斷崖絕壁，西岸是沙洲、泥灣，南端恆春半島是珊瑚確海岸。還有許多離島，如：蘭嶼、綠島及小</w:t>
-      </w:r>
-      <w:proofErr w:type="gramStart"/>
-      <w:r>
-        <w:rPr>
-          <w:rFonts w:ascii="cwTeX 明體" w:eastAsia="cwTeX 明體" w:hAnsi="cwTeX 明體" w:hint="eastAsia"/>
-        </w:rPr>
-        <w:t>琉球嶼</w:t>
-      </w:r>
-      <w:proofErr w:type="gramEnd"/>
-      <w:r>
-        <w:rPr>
-          <w:rFonts w:ascii="cwTeX 明體" w:eastAsia="cwTeX 明體" w:hAnsi="cwTeX 明體" w:hint="eastAsia"/>
-        </w:rPr>
-        <w:t>等。再者台灣的北方海域有寒冷的親潮自日本南下；而南方海域有溫暖的黑潮，自菲律賓北上；東邊臨1000公尺至5000公尺浩瀚而深邃的</w:t>
-      </w:r>
-      <w:proofErr w:type="gramStart"/>
-      <w:r>
-        <w:rPr>
-          <w:rFonts w:ascii="cwTeX 明體" w:eastAsia="cwTeX 明體" w:hAnsi="cwTeX 明體" w:hint="eastAsia"/>
-        </w:rPr>
-        <w:t>的</w:t>
-      </w:r>
-      <w:proofErr w:type="gramEnd"/>
-      <w:r>
-        <w:rPr>
-          <w:rFonts w:ascii="cwTeX 明體" w:eastAsia="cwTeX 明體" w:hAnsi="cwTeX 明體" w:hint="eastAsia"/>
-        </w:rPr>
-        <w:t>太平洋；西面則水深不到200公尺的台灣海峽。在如此複雜的生態環境下，台灣擁有非常豐富的貝類群是應該可以理解的。</w:t>
-      </w:r>
-    </w:p>
-    <w:p>
-      <w:pPr>
-        <w:rPr>
-          <w:rFonts w:ascii="cwTeX 明體" w:eastAsia="cwTeX 明體" w:hAnsi="cwTeX 明體"/>
-        </w:rPr>
-      </w:pPr>
-      <w:r>
-        <w:rPr>
-          <w:rFonts w:ascii="cwTeX 明體" w:eastAsia="cwTeX 明體" w:hAnsi="cwTeX 明體" w:hint="eastAsia"/>
-        </w:rPr>
-        <w:t>    台灣所產的貝類，大約有二千三百種。包括：一千五百種海螺，六百</w:t>
+        <w:t>  台灣所產的貝類，大約有二千三百種。包括：一千五百種海螺，六百</w:t>
       </w:r>
       <w:proofErr w:type="gramStart"/>
       <w:r>
@@ -635,7 +665,7 @@
           <w:sz w:val="28"/>
           <w:szCs w:val="28"/>
         </w:rPr>
-        <w:t>    </w:t>
+        <w:t>  </w:t>
       </w:r>
       <w:r>
         <w:rPr>
@@ -696,7 +726,19 @@
         <w:rPr>
           <w:rFonts w:ascii="cwTeX 明體" w:eastAsia="cwTeX 明體" w:hAnsi="cwTeX 明體" w:hint="eastAsia"/>
         </w:rPr>
-        <w:t>    灣是個海島，擁有一千三百多公里長的海岸線，其中北岸充滿奇怪岩怪石，東岸多斷崖絕壁，西岸是沙洲、泥灣，南端恆春半島是珊瑚確海岸。還有許多離島，如：蘭嶼、綠島及小</w:t>
+        <w:t>  </w:t>
+      </w:r>
+      <w:r>
+        <w:rPr>
+          <w:rFonts w:ascii="cwTeX 明體" w:eastAsia="cwTeX 明體" w:hAnsi="cwTeX 明體" w:hint="eastAsia"/>
+        </w:rPr>
+        <w:t>台</w:t>
+      </w:r>
+      <w:r>
+        <w:rPr>
+          <w:rFonts w:ascii="cwTeX 明體" w:eastAsia="cwTeX 明體" w:hAnsi="cwTeX 明體" w:hint="eastAsia"/>
+        </w:rPr>
+        <w:t>灣是個海島，擁有一千三百多公里長的海岸線，其中北岸充滿奇怪岩怪石，東岸多斷崖絕壁，西岸是沙洲、泥灣，南端恆春半島是珊瑚確海岸。還有許多離島，如：蘭嶼、綠島及小</w:t>
       </w:r>
       <w:proofErr w:type="gramStart"/>
       <w:r>
@@ -789,183 +831,7 @@
     <w:p>
       <w:pPr>
         <w:rPr>
-          <w:rFonts w:ascii="cwTeX 明體" w:eastAsia="cwTeX 明體" w:hAnsi="cwTeX 明體"/>
-          <w:sz w:val="28"/>
-          <w:szCs w:val="28"/>
-        </w:rPr>
-      </w:pPr>
-      <w:r>
-        <w:rPr>
-          <w:rFonts w:ascii="cwTeX 明體" w:eastAsia="cwTeX 明體" w:hAnsi="cwTeX 明體" w:hint="eastAsia"/>
-          <w:sz w:val="28"/>
-          <w:szCs w:val="28"/>
-        </w:rPr>
-        <w:lastRenderedPageBreak/>
-        <w:t>為什麼是貝類</w:t>
-      </w:r>
-    </w:p>
-    <w:p>
-      <w:pPr>
-        <w:rPr>
-          <w:rFonts w:ascii="cwTeX 明體" w:eastAsia="cwTeX 明體" w:hAnsi="cwTeX 明體"/>
-        </w:rPr>
-      </w:pPr>
-      <w:r>
-        <w:rPr>
-          <w:rFonts w:ascii="cwTeX 明體" w:eastAsia="cwTeX 明體" w:hAnsi="cwTeX 明體" w:hint="eastAsia"/>
-          <w:sz w:val="28"/>
-          <w:szCs w:val="28"/>
-        </w:rPr>
-        <w:t>   </w:t>
-      </w:r>
-      <w:r>
-        <w:rPr>
-          <w:rFonts w:ascii="cwTeX 明體" w:eastAsia="cwTeX 明體" w:hAnsi="cwTeX 明體" w:hint="eastAsia"/>
-        </w:rPr>
-        <w:t> 一般人一提到貝類，通常只想到文蛤或海螺，其實軟體動物由於種類繁多，其形態變化亦很大．除了海螺和</w:t>
-      </w:r>
-      <w:proofErr w:type="gramStart"/>
-      <w:r>
-        <w:rPr>
-          <w:rFonts w:ascii="cwTeX 明體" w:eastAsia="cwTeX 明體" w:hAnsi="cwTeX 明體" w:hint="eastAsia"/>
-        </w:rPr>
-        <w:t>蛤蚌等以外，</w:t>
-      </w:r>
-      <w:proofErr w:type="gramEnd"/>
-      <w:r>
-        <w:rPr>
-          <w:rFonts w:ascii="cwTeX 明體" w:eastAsia="cwTeX 明體" w:hAnsi="cwTeX 明體" w:hint="eastAsia"/>
-        </w:rPr>
-        <w:t>軟體動物還包含蝸牛、</w:t>
-      </w:r>
-      <w:proofErr w:type="gramStart"/>
-      <w:r>
-        <w:rPr>
-          <w:rFonts w:ascii="cwTeX 明體" w:eastAsia="cwTeX 明體" w:hAnsi="cwTeX 明體" w:hint="eastAsia"/>
-        </w:rPr>
-        <w:t>蛞蝓</w:t>
-      </w:r>
-      <w:proofErr w:type="gramEnd"/>
-      <w:r>
-        <w:rPr>
-          <w:rFonts w:ascii="cwTeX 明體" w:eastAsia="cwTeX 明體" w:hAnsi="cwTeX 明體" w:hint="eastAsia"/>
-        </w:rPr>
-        <w:t>、石鱉、象牙貝、海麒麟（海牛）、烏賊和章魚等，這些動物的外型，看起來千變萬化，但它們都具有一些共同的特徵。</w:t>
-      </w:r>
-    </w:p>
-    <w:p>
-      <w:pPr>
-        <w:rPr>
-          <w:rFonts w:ascii="cwTeX 明體" w:eastAsia="cwTeX 明體" w:hAnsi="cwTeX 明體"/>
-        </w:rPr>
-      </w:pPr>
-      <w:r>
-        <w:rPr>
-          <w:rFonts w:ascii="cwTeX 明體" w:eastAsia="cwTeX 明體" w:hAnsi="cwTeX 明體" w:hint="eastAsia"/>
-        </w:rPr>
-        <w:t>   軟體動物和其他動物的不同，是軟體具有兩種特殊器官，</w:t>
-      </w:r>
-      <w:proofErr w:type="gramStart"/>
-      <w:r>
-        <w:rPr>
-          <w:rFonts w:ascii="cwTeX 明體" w:eastAsia="cwTeX 明體" w:hAnsi="cwTeX 明體" w:hint="eastAsia"/>
-        </w:rPr>
-        <w:t>一</w:t>
-      </w:r>
-      <w:proofErr w:type="gramEnd"/>
-      <w:r>
-        <w:rPr>
-          <w:rFonts w:ascii="cwTeX 明體" w:eastAsia="cwTeX 明體" w:hAnsi="cwTeX 明體" w:hint="eastAsia"/>
-        </w:rPr>
-        <w:t>位能分泌製造貝殼和外套膜，二為用來吃東西的</w:t>
-      </w:r>
-      <w:proofErr w:type="gramStart"/>
-      <w:r>
-        <w:rPr>
-          <w:rFonts w:ascii="cwTeX 明體" w:eastAsia="cwTeX 明體" w:hAnsi="cwTeX 明體" w:hint="eastAsia"/>
-        </w:rPr>
-        <w:t>齒舌．</w:t>
-      </w:r>
-      <w:proofErr w:type="gramEnd"/>
-      <w:r>
-        <w:rPr>
-          <w:rFonts w:ascii="cwTeX 明體" w:eastAsia="cwTeX 明體" w:hAnsi="cwTeX 明體" w:hint="eastAsia"/>
-        </w:rPr>
-        <w:t>但有些軟體動物在演化的過程</w:t>
-      </w:r>
-      <w:proofErr w:type="gramStart"/>
-      <w:r>
-        <w:rPr>
-          <w:rFonts w:ascii="cwTeX 明體" w:eastAsia="cwTeX 明體" w:hAnsi="cwTeX 明體" w:hint="eastAsia"/>
-        </w:rPr>
-        <w:t>中齒舌已經</w:t>
-      </w:r>
-      <w:proofErr w:type="gramEnd"/>
-      <w:r>
-        <w:rPr>
-          <w:rFonts w:ascii="cwTeX 明體" w:eastAsia="cwTeX 明體" w:hAnsi="cwTeX 明體" w:hint="eastAsia"/>
-        </w:rPr>
-        <w:t>退化消失，如</w:t>
-      </w:r>
-      <w:proofErr w:type="gramStart"/>
-      <w:r>
-        <w:rPr>
-          <w:rFonts w:ascii="cwTeX 明體" w:eastAsia="cwTeX 明體" w:hAnsi="cwTeX 明體" w:hint="eastAsia"/>
-        </w:rPr>
-        <w:t>花仙螺和雙殼貝</w:t>
-      </w:r>
-      <w:proofErr w:type="gramEnd"/>
-      <w:r>
-        <w:rPr>
-          <w:rFonts w:ascii="cwTeX 明體" w:eastAsia="cwTeX 明體" w:hAnsi="cwTeX 明體" w:hint="eastAsia"/>
-        </w:rPr>
-        <w:t>等。</w:t>
-      </w:r>
-    </w:p>
-    <w:p>
-      <w:pPr>
-        <w:rPr>
-          <w:rFonts w:ascii="cwTeX 明體" w:eastAsia="cwTeX 明體" w:hAnsi="cwTeX 明體"/>
-        </w:rPr>
-      </w:pPr>
-      <w:r>
-        <w:rPr>
-          <w:rFonts w:ascii="cwTeX 明體" w:eastAsia="cwTeX 明體" w:hAnsi="cwTeX 明體" w:hint="eastAsia"/>
-        </w:rPr>
-        <w:t>    軟體動物的確是動物界非常獨特的動物，單就具有「貝殼」這一件事，就夠特別了。雖然有許多其他動物具有外殼，如海膽、昆蟲或螃蟹，但他們的外殼很容易破碎，也稱不上美麗。可是貝類就不同了，他的外殼不但質地堅硬，能耐深海水壓，而且以奇異的形狀，豔麗的色彩和精美的花紋，？身於最迷人的造物，集創造者之奧妙於一身，對天然、人間兩界富有無比的實用價值。是大自然傑出的藝術品，難怪全世界有那麼多的人瘋狂地愛貝殼和蒐集貝殼。</w:t>
-      </w:r>
-    </w:p>
-    <w:p>
-      <w:pPr>
-        <w:rPr>
-          <w:rFonts w:ascii="cwTeX 明體" w:eastAsia="cwTeX 明體" w:hAnsi="cwTeX 明體"/>
-        </w:rPr>
-      </w:pPr>
-      <w:r>
-        <w:rPr>
-          <w:rFonts w:ascii="cwTeX 明體" w:eastAsia="cwTeX 明體" w:hAnsi="cwTeX 明體" w:hint="eastAsia"/>
-        </w:rPr>
-        <w:t>    一個貝殼價值數萬元，在貝殼界司空見慣；其價格主要取決於該標本的稀有程度、品相好壞是否完整無缺、大小尺寸，</w:t>
-      </w:r>
-      <w:proofErr w:type="gramStart"/>
-      <w:r>
-        <w:rPr>
-          <w:rFonts w:ascii="cwTeX 明體" w:eastAsia="cwTeX 明體" w:hAnsi="cwTeX 明體" w:hint="eastAsia"/>
-        </w:rPr>
-        <w:t>是活貝還是</w:t>
-      </w:r>
-      <w:proofErr w:type="gramEnd"/>
-      <w:r>
-        <w:rPr>
-          <w:rFonts w:ascii="cwTeX 明體" w:eastAsia="cwTeX 明體" w:hAnsi="cwTeX 明體" w:hint="eastAsia"/>
-        </w:rPr>
-        <w:t>死背以及供需程度肯定。</w:t>
-      </w:r>
-    </w:p>
-    <w:p>
-      <w:pPr>
-        <w:rPr>
-          <w:rFonts w:ascii="cwTeX 明體" w:eastAsia="cwTeX 明體" w:hAnsi="cwTeX 明體"/>
+          <w:rFonts w:ascii="cwTeX 明體" w:eastAsia="cwTeX 明體" w:hAnsi="cwTeX 明體" w:hint="eastAsia"/>
         </w:rPr>
       </w:pPr>
     </w:p>

--- a/台灣貝類圖鑑.docx
+++ b/台灣貝類圖鑑.docx
@@ -827,6 +827,191 @@
           <w:szCs w:val="28"/>
         </w:rPr>
       </w:pPr>
+    </w:p>
+    <w:p>
+      <w:pPr>
+        <w:rPr>
+          <w:rFonts w:ascii="cwTeX 明體" w:eastAsia="cwTeX 明體" w:hAnsi="cwTeX 明體"/>
+          <w:sz w:val="28"/>
+          <w:szCs w:val="28"/>
+        </w:rPr>
+      </w:pPr>
+    </w:p>
+    <w:p>
+      <w:pPr>
+        <w:rPr>
+          <w:rFonts w:ascii="cwTeX 明體" w:eastAsia="cwTeX 明體" w:hAnsi="cwTeX 明體"/>
+          <w:sz w:val="28"/>
+          <w:szCs w:val="28"/>
+        </w:rPr>
+      </w:pPr>
+      <w:r>
+        <w:rPr>
+          <w:rFonts w:ascii="cwTeX 明體" w:eastAsia="cwTeX 明體" w:hAnsi="cwTeX 明體" w:hint="eastAsia"/>
+          <w:sz w:val="28"/>
+          <w:szCs w:val="28"/>
+        </w:rPr>
+        <w:lastRenderedPageBreak/>
+        <w:t>為什麼是貝類</w:t>
+      </w:r>
+    </w:p>
+    <w:p>
+      <w:pPr>
+        <w:rPr>
+          <w:rFonts w:ascii="cwTeX 明體" w:eastAsia="cwTeX 明體" w:hAnsi="cwTeX 明體"/>
+        </w:rPr>
+      </w:pPr>
+      <w:r>
+        <w:rPr>
+          <w:rFonts w:ascii="cwTeX 明體" w:eastAsia="cwTeX 明體" w:hAnsi="cwTeX 明體" w:hint="eastAsia"/>
+          <w:sz w:val="28"/>
+          <w:szCs w:val="28"/>
+        </w:rPr>
+        <w:t>  </w:t>
+      </w:r>
+      <w:r>
+        <w:rPr>
+          <w:rFonts w:ascii="cwTeX 明體" w:eastAsia="cwTeX 明體" w:hAnsi="cwTeX 明體" w:hint="eastAsia"/>
+        </w:rPr>
+        <w:t>一般人一提到貝類，通常只想到文蛤或海螺，其實軟體動物由於種類繁多，其形態變化亦很大．除了海螺和</w:t>
+      </w:r>
+      <w:proofErr w:type="gramStart"/>
+      <w:r>
+        <w:rPr>
+          <w:rFonts w:ascii="cwTeX 明體" w:eastAsia="cwTeX 明體" w:hAnsi="cwTeX 明體" w:hint="eastAsia"/>
+        </w:rPr>
+        <w:t>蛤蚌等以外，</w:t>
+      </w:r>
+      <w:proofErr w:type="gramEnd"/>
+      <w:r>
+        <w:rPr>
+          <w:rFonts w:ascii="cwTeX 明體" w:eastAsia="cwTeX 明體" w:hAnsi="cwTeX 明體" w:hint="eastAsia"/>
+        </w:rPr>
+        <w:t>軟體動物還包含蝸牛、</w:t>
+      </w:r>
+      <w:proofErr w:type="gramStart"/>
+      <w:r>
+        <w:rPr>
+          <w:rFonts w:ascii="cwTeX 明體" w:eastAsia="cwTeX 明體" w:hAnsi="cwTeX 明體" w:hint="eastAsia"/>
+        </w:rPr>
+        <w:t>蛞蝓</w:t>
+      </w:r>
+      <w:proofErr w:type="gramEnd"/>
+      <w:r>
+        <w:rPr>
+          <w:rFonts w:ascii="cwTeX 明體" w:eastAsia="cwTeX 明體" w:hAnsi="cwTeX 明體" w:hint="eastAsia"/>
+        </w:rPr>
+        <w:t>、石鱉、象牙貝、海麒麟（海牛）、烏賊和章魚等，這些動物的外型，看起來千變萬化，但它們都具有一些共同的特徵。</w:t>
+      </w:r>
+    </w:p>
+    <w:p>
+      <w:pPr>
+        <w:rPr>
+          <w:rFonts w:ascii="cwTeX 明體" w:eastAsia="cwTeX 明體" w:hAnsi="cwTeX 明體"/>
+        </w:rPr>
+      </w:pPr>
+      <w:r>
+        <w:rPr>
+          <w:rFonts w:ascii="cwTeX 明體" w:eastAsia="cwTeX 明體" w:hAnsi="cwTeX 明體" w:hint="eastAsia"/>
+        </w:rPr>
+        <w:t>  軟體動物和其他動物的不同，是軟體具有兩種特殊器官，</w:t>
+      </w:r>
+      <w:proofErr w:type="gramStart"/>
+      <w:r>
+        <w:rPr>
+          <w:rFonts w:ascii="cwTeX 明體" w:eastAsia="cwTeX 明體" w:hAnsi="cwTeX 明體" w:hint="eastAsia"/>
+        </w:rPr>
+        <w:t>一</w:t>
+      </w:r>
+      <w:proofErr w:type="gramEnd"/>
+      <w:r>
+        <w:rPr>
+          <w:rFonts w:ascii="cwTeX 明體" w:eastAsia="cwTeX 明體" w:hAnsi="cwTeX 明體" w:hint="eastAsia"/>
+        </w:rPr>
+        <w:t>位能分泌製造貝殼和外套膜，二為用來吃東西的</w:t>
+      </w:r>
+      <w:proofErr w:type="gramStart"/>
+      <w:r>
+        <w:rPr>
+          <w:rFonts w:ascii="cwTeX 明體" w:eastAsia="cwTeX 明體" w:hAnsi="cwTeX 明體" w:hint="eastAsia"/>
+        </w:rPr>
+        <w:t>齒舌．</w:t>
+      </w:r>
+      <w:proofErr w:type="gramEnd"/>
+      <w:r>
+        <w:rPr>
+          <w:rFonts w:ascii="cwTeX 明體" w:eastAsia="cwTeX 明體" w:hAnsi="cwTeX 明體" w:hint="eastAsia"/>
+        </w:rPr>
+        <w:t>但有些軟體動物在演化的過程</w:t>
+      </w:r>
+      <w:proofErr w:type="gramStart"/>
+      <w:r>
+        <w:rPr>
+          <w:rFonts w:ascii="cwTeX 明體" w:eastAsia="cwTeX 明體" w:hAnsi="cwTeX 明體" w:hint="eastAsia"/>
+        </w:rPr>
+        <w:t>中齒舌已經</w:t>
+      </w:r>
+      <w:proofErr w:type="gramEnd"/>
+      <w:r>
+        <w:rPr>
+          <w:rFonts w:ascii="cwTeX 明體" w:eastAsia="cwTeX 明體" w:hAnsi="cwTeX 明體" w:hint="eastAsia"/>
+        </w:rPr>
+        <w:t>退化消失，如</w:t>
+      </w:r>
+      <w:proofErr w:type="gramStart"/>
+      <w:r>
+        <w:rPr>
+          <w:rFonts w:ascii="cwTeX 明體" w:eastAsia="cwTeX 明體" w:hAnsi="cwTeX 明體" w:hint="eastAsia"/>
+        </w:rPr>
+        <w:t>花仙螺和雙殼貝</w:t>
+      </w:r>
+      <w:proofErr w:type="gramEnd"/>
+      <w:r>
+        <w:rPr>
+          <w:rFonts w:ascii="cwTeX 明體" w:eastAsia="cwTeX 明體" w:hAnsi="cwTeX 明體" w:hint="eastAsia"/>
+        </w:rPr>
+        <w:t>等。</w:t>
+      </w:r>
+    </w:p>
+    <w:p>
+      <w:pPr>
+        <w:rPr>
+          <w:rFonts w:ascii="cwTeX 明體" w:eastAsia="cwTeX 明體" w:hAnsi="cwTeX 明體"/>
+        </w:rPr>
+      </w:pPr>
+      <w:r>
+        <w:rPr>
+          <w:rFonts w:ascii="cwTeX 明體" w:eastAsia="cwTeX 明體" w:hAnsi="cwTeX 明體" w:hint="eastAsia"/>
+        </w:rPr>
+        <w:t>  軟體動物的確是動物界非常獨特的動物，單就具有「貝殼」這一件事，就夠特別了。雖然有許多其他動物具有外殼，如海膽、昆蟲或螃蟹，但他們的外殼很容易破碎，也稱不上美麗。可是貝類就不同了，他的外殼不但質地堅硬，能耐深海水壓，而且以奇異的形狀，豔麗的色彩和精美的花紋，？身於最迷人的造物，集創造者之奧妙於一身，對天然、人間兩界富有無比的實用價值。是大自然傑出的藝術品，難怪全世界有那麼多的人瘋狂地愛貝殼和蒐集貝殼。</w:t>
+      </w:r>
+    </w:p>
+    <w:p>
+      <w:pPr>
+        <w:rPr>
+          <w:rFonts w:ascii="cwTeX 明體" w:eastAsia="cwTeX 明體" w:hAnsi="cwTeX 明體"/>
+        </w:rPr>
+      </w:pPr>
+      <w:r>
+        <w:rPr>
+          <w:rFonts w:ascii="cwTeX 明體" w:eastAsia="cwTeX 明體" w:hAnsi="cwTeX 明體" w:hint="eastAsia"/>
+        </w:rPr>
+        <w:t>  一個貝殼價值數萬元，在貝殼界司空見慣；其價格主要取決於該標本的稀有程度、品相好壞是否完整無缺、大小尺寸，</w:t>
+      </w:r>
+      <w:proofErr w:type="gramStart"/>
+      <w:r>
+        <w:rPr>
+          <w:rFonts w:ascii="cwTeX 明體" w:eastAsia="cwTeX 明體" w:hAnsi="cwTeX 明體" w:hint="eastAsia"/>
+        </w:rPr>
+        <w:t>是活貝還是</w:t>
+      </w:r>
+      <w:proofErr w:type="gramEnd"/>
+      <w:r>
+        <w:rPr>
+          <w:rFonts w:ascii="cwTeX 明體" w:eastAsia="cwTeX 明體" w:hAnsi="cwTeX 明體" w:hint="eastAsia"/>
+        </w:rPr>
+        <w:t>死背以及供需程度肯定。</w:t>
+      </w:r>
     </w:p>
     <w:p>
       <w:pPr>
